--- a/cv/exports/chan-meng-cv-ats.docx
+++ b/cv/exports/chan-meng-cv-ats.docx
@@ -240,7 +240,7 @@
         </w:r>
       </w:hyperlink>
       <w:r>
-        <w:t xml:space="preserve"> | Albuquerque, New Mexico, United States | Remote | May 2026 - Present</w:t>
+        <w:t xml:space="preserve"> | Albuquerque, New Mexico, United States | Remote | May 2026 - Jul 2026</w:t>
       </w:r>
     </w:p>
     <w:p>
@@ -253,7 +253,7 @@
         <w:spacing w:after="60"/>
       </w:pPr>
       <w:r>
-        <w:t xml:space="preserve">Recruited onto Anthropic's Partner Network architect track after the founder's Claude agent surfaced this open-source portfolio; now in the 45-day Architect Cohort on the Claude Certified Architect: Foundations curriculum.</w:t>
+        <w:t xml:space="preserve">Recruited onto Anthropic's Partner Network architect track after the founder's Claude agent surfaced this open-source portfolio; completed the 45-day Architect Cohort, working through the Partner Network curriculum and contributing to the cohort's agent, skill and Model Context Protocol integration conventions.</w:t>
       </w:r>
     </w:p>
     <w:p>
@@ -284,7 +284,7 @@
         </w:r>
       </w:hyperlink>
       <w:r>
-        <w:t xml:space="preserve"> | St John's, Newfoundland, Canada | Remote | Apr 2026 - Present</w:t>
+        <w:t xml:space="preserve"> | St John's, Newfoundland, Canada | Remote | Apr 2026 - Aug 2026</w:t>
       </w:r>
     </w:p>
     <w:p>
@@ -297,7 +297,7 @@
         <w:spacing w:after="60"/>
       </w:pPr>
       <w:r>
-        <w:t xml:space="preserve">Sole instructor of TechNest's first AI-specialised mentorship track, the fifth teaching cohort delivered since 2024; over 12 weeks students go from browser ChatGPT to shipping a live multi-user AI product by directing coding agents. Also built the bilingual platform that hosts it, with an in-course RAG assistant on Cloudflare Workers.</w:t>
+        <w:t xml:space="preserve">Sole instructor of TechNest's first AI-specialised mentorship track, the fifth teaching cohort delivered since 2024; over 12 weeks students went from browser ChatGPT to shipping a live multi-user AI product by directing coding agents. Graduated 30 students who shipped 6 deployed multi-user AI products. Also built the bilingual platform that hosts it, with an in-course RAG assistant on Cloudflare Workers.</w:t>
       </w:r>
     </w:p>
     <w:p>

--- a/cv/exports/chan-meng-cv-ats.docx
+++ b/cv/exports/chan-meng-cv-ats.docx
@@ -943,7 +943,7 @@
         <w:spacing w:after="60"/>
       </w:pPr>
       <w:r>
-        <w:t xml:space="preserve">Community reach: 5,856 LinkedIn followers, 23 recommendations, 1,103 newsletter subscribers, 480+ GitHub stars, CopilotKit contributor (2 merged PRs).</w:t>
+        <w:t xml:space="preserve">Community reach: 5,856 LinkedIn followers, 26 recommendations, 1,103 newsletter subscribers, 480+ GitHub stars, CopilotKit contributor (2 merged PRs).</w:t>
       </w:r>
     </w:p>
     <w:sectPr>

--- a/cv/exports/chan-meng-cv-ats.docx
+++ b/cv/exports/chan-meng-cv-ats.docx
@@ -385,7 +385,7 @@
         <w:spacing w:after="60"/>
       </w:pPr>
       <w:r>
-        <w:t xml:space="preserve">Rebuilt the member platform for New Zealand's leading women-in-STEM charity (2,200+ registered members, 8,000+ women supported lifetime) — one system for sign-ups, events, and AI-scored mentor matching, carrying 10+ years of content across with zero broken inbound links, ~85% solo over a year.</w:t>
+        <w:t xml:space="preserve">Rebuilt the member platform for New Zealand's leading women-in-STEM charity (3,500+ members, 5,000+ women reached lifetime) — one system for sign-ups, events, and AI-scored mentor matching, carrying 10+ years of content across with zero broken inbound links, ~85% solo over a year.</w:t>
       </w:r>
     </w:p>
     <w:p>

--- a/cv/exports/chan-meng-cv-ats.docx
+++ b/cv/exports/chan-meng-cv-ats.docx
@@ -111,7 +111,7 @@
         <w:spacing w:after="120"/>
       </w:pPr>
       <w:r>
-        <w:t xml:space="preserve">Full-stack and AI engineer building production software with paying customers, private data, and regulated work behind it, not demos. Five concurrent engineering and CTO-level roles across four countries, in women's health technology, cultural technology, and startup infrastructure. Works AI-native by default: directs coding agents and builds on the Claude Agent SDK, Model Context Protocol (MCP), and agent skills.</w:t>
+        <w:t xml:space="preserve">AI and full-stack engineer who has shipped MCP servers, sub-agents, and agent skills to production, behind paying customers, private health data, and regulated work, not demos. Five concurrent engineering and CTO-level roles across four countries. Works AI-native by default, directing coding agents and building on the Claude Agent SDK.</w:t>
       </w:r>
     </w:p>
     <w:p>
@@ -133,10 +133,26 @@
           <w:b/>
           <w:bCs/>
         </w:rPr>
+        <w:t xml:space="preserve">AI and agent engineering: </w:t>
+      </w:r>
+      <w:r>
+        <w:t xml:space="preserve">Claude Agent SDK, OpenAI Agents SDK, Model Context Protocol (MCP), LangGraph, LangChain, CopilotKit, Vercel AI SDK, RAG pipelines, multi-agent orchestration, structured outputs and JSON Schema, prompt caching, model-tier routing with deterministic fallback, evaluation harnesses, mcp-evals</w:t>
+      </w:r>
+    </w:p>
+    <w:p>
+      <w:pPr>
+        <w:keepNext w:val="false"/>
+        <w:spacing w:after="80"/>
+      </w:pPr>
+      <w:r>
+        <w:rPr>
+          <w:b/>
+          <w:bCs/>
+        </w:rPr>
         <w:t xml:space="preserve">Languages and frameworks: </w:t>
       </w:r>
       <w:r>
-        <w:t xml:space="preserve">TypeScript, Python, Go, Java, SQL, Typst, Next.js 16, React, React Native, Vue 3, Spring Boot 3, FastAPI, TailwindCSS, Drizzle ORM, Zod</w:t>
+        <w:t xml:space="preserve">TypeScript, Python, Go, Java, SQL, Next.js 16, React, React Native, Vue 3, Spring Boot 3, FastAPI, TailwindCSS, Drizzle ORM, Zod</w:t>
       </w:r>
     </w:p>
     <w:p>
@@ -149,10 +165,10 @@
           <w:b/>
           <w:bCs/>
         </w:rPr>
-        <w:t xml:space="preserve">AI and agent engineering: </w:t>
-      </w:r>
-      <w:r>
-        <w:t xml:space="preserve">Claude Agent SDK, OpenAI Agents SDK, Model Context Protocol (MCP), LangGraph, LangChain, CopilotKit, Vercel AI SDK, RAG pipelines, prompt caching, model-tier routing, evaluation harnesses, mcp-evals</w:t>
+        <w:t xml:space="preserve">Claude Code and Codex CLI: </w:t>
+      </w:r>
+      <w:r>
+        <w:t xml:space="preserve">CLAUDE.md, Agent Skills, Subagents, Hooks, Status line, Plugins, AGENTS.md, sandbox and approval policies, headless mode</w:t>
       </w:r>
     </w:p>
     <w:p>
@@ -165,10 +181,10 @@
           <w:b/>
           <w:bCs/>
         </w:rPr>
-        <w:t xml:space="preserve">Claude Code and Codex CLI (every extension surface shipped): </w:t>
-      </w:r>
-      <w:r>
-        <w:t xml:space="preserve">CLAUDE.md, Agent Skills, Subagents, Hooks, Status line, Plugins, AGENTS.md, sandbox and approval policies, headless mode</w:t>
+        <w:t xml:space="preserve">Models: </w:t>
+      </w:r>
+      <w:r>
+        <w:t xml:space="preserve">Anthropic Claude Opus, Sonnet, Haiku, OpenAI gpt-5.5, GPT-4o, realtime, Gemini, Llama</w:t>
       </w:r>
     </w:p>
     <w:p>
@@ -181,26 +197,10 @@
           <w:b/>
           <w:bCs/>
         </w:rPr>
-        <w:t xml:space="preserve">Models: </w:t>
-      </w:r>
-      <w:r>
-        <w:t xml:space="preserve">Anthropic Claude Opus, Sonnet, Haiku, OpenAI gpt-5.5, GPT-4o and realtime, Google Gemini 2.x, Meta Llama 3.x</w:t>
-      </w:r>
-    </w:p>
-    <w:p>
-      <w:pPr>
-        <w:keepNext w:val="false"/>
-        <w:spacing w:after="80"/>
-      </w:pPr>
-      <w:r>
-        <w:rPr>
-          <w:b/>
-          <w:bCs/>
-        </w:rPr>
         <w:t xml:space="preserve">Infrastructure, data, and quality: </w:t>
       </w:r>
       <w:r>
-        <w:t xml:space="preserve">Kubernetes (GKE), Cloudflare Workers and Vectorize, Neon Postgres, pgvector, Supabase, Redis, Docker, Stripe, NextAuth 5, Vitest, Cypress, Lighthouse, web-vitals, OpenTelemetry, multi-tenant isolation, zero-downtime cloud migration, CI/CD pipelines</w:t>
+        <w:t xml:space="preserve">Neon Postgres, Supabase, Docker, Stripe, NextAuth 5, Vitest, Cypress, web-vitals, OpenTelemetry, multi-tenant isolation, CI/CD pipelines</w:t>
       </w:r>
     </w:p>
     <w:p>
@@ -253,7 +253,7 @@
         <w:spacing w:after="60"/>
       </w:pPr>
       <w:r>
-        <w:t xml:space="preserve">Recruited onto Anthropic's Partner Network architect track after the founder's Claude agent surfaced this open-source portfolio; completed the 45-day Architect Cohort, working through the Partner Network curriculum and contributing to the cohort's agent, skill and Model Context Protocol integration conventions.</w:t>
+        <w:t xml:space="preserve">Recruited onto Anthropic's Partner Network architect track after the founder's own Claude agent surfaced this open-source agentic-tooling portfolio, publicly confirmed by him; completed the 45-day Architect Cohort, contributing to its agent, skill, and MCP conventions.</w:t>
       </w:r>
     </w:p>
     <w:p>
@@ -297,38 +297,7 @@
         <w:spacing w:after="60"/>
       </w:pPr>
       <w:r>
-        <w:t xml:space="preserve">Sole instructor of TechNest's first AI-specialised mentorship track, the fifth teaching cohort delivered since 2024; over 12 weeks students went from browser ChatGPT to shipping a live multi-user AI product by directing coding agents. Graduated 30 students who shipped 6 deployed multi-user AI products. Also built the bilingual platform that hosts it, with an in-course RAG assistant on Cloudflare Workers.</w:t>
-      </w:r>
-    </w:p>
-    <w:p>
-      <w:pPr>
-        <w:keepNext/>
-        <w:spacing w:after="0"/>
-      </w:pPr>
-      <w:r>
-        <w:rPr>
-          <w:b/>
-          <w:bCs/>
-        </w:rPr>
-        <w:t xml:space="preserve">Founding Principal Engineer, Activation, Execution &amp; AI Systems</w:t>
-      </w:r>
-    </w:p>
-    <w:p>
-      <w:pPr>
-        <w:keepNext/>
-        <w:spacing w:after="60"/>
-      </w:pPr>
-      <w:hyperlink w:history="1" r:id="rIdzs9u3djksvh7pgsi_kq3u">
-        <w:r>
-          <w:rPr>
-            <w:color w:val="000000"/>
-            <w:u w:val="single" w:color="000000"/>
-          </w:rPr>
-          <w:t xml:space="preserve">GAVIGO Inc.</w:t>
-        </w:r>
-      </w:hyperlink>
-      <w:r>
-        <w:t xml:space="preserve"> | Wilmington, Delaware, United States | Remote | Oct 2025 - Present</w:t>
+        <w:t xml:space="preserve">Sole instructor of TechNest's first AI-specialised track and the fifth cohort since 2024: over 12 weeks students went from browser ChatGPT to directing coding agents, and 30 graduated having shipped 6 multi-user AI products.</w:t>
       </w:r>
     </w:p>
     <w:p>
@@ -341,7 +310,7 @@
         <w:spacing w:after="60"/>
       </w:pPr>
       <w:r>
-        <w:t xml:space="preserve">Own the intelligence layer of an app-activation platform: built the AI scheduler that pre-warms content on Kubernetes (GKE) so a tapped game resumes in under a millisecond, and moved the platform across clouds (DigitalOcean to GCP) with zero downtime. Promoted from Core Engineer to Founding Principal Engineer across three renewals, building nearly the whole system solo.</w:t>
+        <w:t xml:space="preserve">Authored the bilingual platform hosting all five cohorts (211 of 220 commits), behind a version-aware RAG assistant on Cloudflare Workers and Vectorize.</w:t>
       </w:r>
     </w:p>
     <w:p>
@@ -354,25 +323,25 @@
           <w:b/>
           <w:bCs/>
         </w:rPr>
-        <w:t xml:space="preserve">Senior Full-Stack Engineer &amp; Website Team Lead</w:t>
-      </w:r>
-    </w:p>
-    <w:p>
-      <w:pPr>
-        <w:keepNext/>
-        <w:spacing w:after="60"/>
-      </w:pPr>
-      <w:hyperlink w:history="1" r:id="rIdqxdues1lgo9qcghtrnqso">
-        <w:r>
-          <w:rPr>
-            <w:color w:val="000000"/>
-            <w:u w:val="single" w:color="000000"/>
-          </w:rPr>
-          <w:t xml:space="preserve">She Sharp</w:t>
-        </w:r>
-      </w:hyperlink>
-      <w:r>
-        <w:t xml:space="preserve"> | Auckland, New Zealand | Hybrid | Jul 2025 - Present</w:t>
+        <w:t xml:space="preserve">Founding Principal Engineer, Activation, Execution &amp; AI Systems</w:t>
+      </w:r>
+    </w:p>
+    <w:p>
+      <w:pPr>
+        <w:keepNext/>
+        <w:spacing w:after="60"/>
+      </w:pPr>
+      <w:hyperlink w:history="1" r:id="rIdzs9u3djksvh7pgsi_kq3u">
+        <w:r>
+          <w:rPr>
+            <w:color w:val="000000"/>
+            <w:u w:val="single" w:color="000000"/>
+          </w:rPr>
+          <w:t xml:space="preserve">GAVIGO Inc.</w:t>
+        </w:r>
+      </w:hyperlink>
+      <w:r>
+        <w:t xml:space="preserve"> | Wilmington, Delaware, United States | Remote | Oct 2025 - Present</w:t>
       </w:r>
     </w:p>
     <w:p>
@@ -385,7 +354,7 @@
         <w:spacing w:after="60"/>
       </w:pPr>
       <w:r>
-        <w:t xml:space="preserve">Rebuilt the member platform for New Zealand's leading women-in-STEM charity (3,500+ members, 5,000+ women reached lifetime) — one system for sign-ups, events, and AI-scored mentor matching, carrying 10+ years of content across with zero broken inbound links, ~85% solo over a year.</w:t>
+        <w:t xml:space="preserve">Own the Intelligence Layer of an app-activation platform end to end: a Go orchestrator running a scorer, a seven-trigger AI rules engine, a warm-pool LRU manager and a five-state activation spine in Redis, measured on live Kubernetes (GKE) at sub-millisecond p50 restore, an 84.6% warm-pool hit rate and zero errors at 100 concurrent WebSocket clients; migrated it from DigitalOcean to Google Cloud in a 30-minute cutover; promoted from Core Engineer across three contract iterations, 426 of 439 commits solo.</w:t>
       </w:r>
     </w:p>
     <w:p>
@@ -398,25 +367,25 @@
           <w:b/>
           <w:bCs/>
         </w:rPr>
-        <w:t xml:space="preserve">Chief Technology Officer</w:t>
-      </w:r>
-    </w:p>
-    <w:p>
-      <w:pPr>
-        <w:keepNext/>
-        <w:spacing w:after="60"/>
-      </w:pPr>
-      <w:hyperlink w:history="1" r:id="rId2tfar0gc0bide72b1j2u2">
-        <w:r>
-          <w:rPr>
-            <w:color w:val="000000"/>
-            <w:u w:val="single" w:color="000000"/>
-          </w:rPr>
-          <w:t xml:space="preserve">FemTech Weekend</w:t>
-        </w:r>
-      </w:hyperlink>
-      <w:r>
-        <w:t xml:space="preserve"> | Chengdu, Sichuan, China | Remote | Mar 2025 - Present</w:t>
+        <w:t xml:space="preserve">Senior Full-Stack Engineer &amp; Website Team Lead</w:t>
+      </w:r>
+    </w:p>
+    <w:p>
+      <w:pPr>
+        <w:keepNext/>
+        <w:spacing w:after="60"/>
+      </w:pPr>
+      <w:hyperlink w:history="1" r:id="rIdqxdues1lgo9qcghtrnqso">
+        <w:r>
+          <w:rPr>
+            <w:color w:val="000000"/>
+            <w:u w:val="single" w:color="000000"/>
+          </w:rPr>
+          <w:t xml:space="preserve">She Sharp</w:t>
+        </w:r>
+      </w:hyperlink>
+      <w:r>
+        <w:t xml:space="preserve"> | Auckland, New Zealand | Hybrid | Jul 2025 - Present</w:t>
       </w:r>
     </w:p>
     <w:p>
@@ -429,7 +398,7 @@
         <w:spacing w:after="60"/>
       </w:pPr>
       <w:r>
-        <w:t xml:space="preserve">Sole engineer behind China's first women's-health-technology organisation; rebuilt its web platform twice as the mission grew, and ran the digital infrastructure for the 2026 Shanghai Summit, a four-day event with 20 speakers headlined by Ida Tin, who coined the term FemTech.</w:t>
+        <w:t xml:space="preserve">Rebuilt the member platform for a New Zealand women-in-STEM charity running 96+ events since 2014: one system for sign-ups, memberships, events, and mentor matching scored by GPT-4o-mini across five weighted dimensions with a rule-based fallback and an admin review gate, carrying 10+ years of content across with zero broken links, 793 of 936 commits.</w:t>
       </w:r>
     </w:p>
     <w:p>
@@ -450,17 +419,17 @@
         <w:keepNext/>
         <w:spacing w:after="60"/>
       </w:pPr>
-      <w:hyperlink w:history="1" r:id="rIdk90orrvs5sh7doeluluzr">
-        <w:r>
-          <w:rPr>
-            <w:color w:val="000000"/>
-            <w:u w:val="single" w:color="000000"/>
-          </w:rPr>
-          <w:t xml:space="preserve">Sanicle</w:t>
-        </w:r>
-      </w:hyperlink>
-      <w:r>
-        <w:t xml:space="preserve"> | Tulsa, Oklahoma, United States | Remote | Mar 2025 - Feb 2026</w:t>
+      <w:hyperlink w:history="1" r:id="rId2tfar0gc0bide72b1j2u2">
+        <w:r>
+          <w:rPr>
+            <w:color w:val="000000"/>
+            <w:u w:val="single" w:color="000000"/>
+          </w:rPr>
+          <w:t xml:space="preserve">FemTech Weekend</w:t>
+        </w:r>
+      </w:hyperlink>
+      <w:r>
+        <w:t xml:space="preserve"> | Chengdu, Sichuan, China | Remote | Mar 2025 - Present</w:t>
       </w:r>
     </w:p>
     <w:p>
@@ -473,438 +442,38 @@
         <w:spacing w:after="60"/>
       </w:pPr>
       <w:r>
-        <w:t xml:space="preserve">Joined as Senior AI/ML Infrastructure Engineer and was promoted to CTO; took the company from a no-code prototype to production B2B FemTech SaaS, and personally integrated IBM watsonx — the work that earned Sanicle its IBM Silver Partner certification.</w:t>
-      </w:r>
-    </w:p>
-    <w:p>
-      <w:pPr>
-        <w:keepNext/>
-        <w:spacing w:after="80"/>
-      </w:pPr>
-      <w:r>
-        <w:rPr>
-          <w:b/>
-          <w:bCs/>
-        </w:rPr>
-        <w:t xml:space="preserve">Earlier experience</w:t>
-      </w:r>
-    </w:p>
-    <w:p>
-      <w:pPr>
-        <w:keepNext w:val="false"/>
-        <w:spacing w:after="80"/>
-      </w:pPr>
-      <w:r>
-        <w:rPr>
-          <w:b/>
-          <w:bCs/>
-        </w:rPr>
-        <w:t xml:space="preserve">Technology &amp; Professional Development Mentor, </w:t>
-      </w:r>
-      <w:hyperlink w:history="1" r:id="rIdpfe6bdieqwffrmlgsqh4e">
-        <w:r>
-          <w:rPr>
-            <w:color w:val="000000"/>
-            <w:u w:val="single" w:color="000000"/>
-          </w:rPr>
-          <w:t xml:space="preserve">Forward with Her</w:t>
-        </w:r>
-      </w:hyperlink>
-      <w:r>
-        <w:t xml:space="preserve"> | China | Oct 2024 - Sep 2025</w:t>
-      </w:r>
-    </w:p>
-    <w:p>
-      <w:pPr>
-        <w:keepNext w:val="false"/>
-        <w:spacing w:after="80"/>
-      </w:pPr>
-      <w:r>
-        <w:rPr>
-          <w:b/>
-          <w:bCs/>
-        </w:rPr>
-        <w:t xml:space="preserve">Backend Developer, </w:t>
-      </w:r>
-      <w:hyperlink w:history="1" r:id="rIdcxwr0x_90xk_vynqtg0my">
-        <w:r>
-          <w:rPr>
-            <w:color w:val="000000"/>
-            <w:u w:val="single" w:color="000000"/>
-          </w:rPr>
-          <w:t xml:space="preserve">ByteDance</w:t>
-        </w:r>
-      </w:hyperlink>
-      <w:r>
-        <w:t xml:space="preserve"> | China | Nov 2024 - Mar 2025</w:t>
-      </w:r>
-    </w:p>
-    <w:p>
-      <w:pPr>
-        <w:keepNext w:val="false"/>
-        <w:spacing w:after="80"/>
-      </w:pPr>
-      <w:r>
-        <w:rPr>
-          <w:b/>
-          <w:bCs/>
-        </w:rPr>
-        <w:t xml:space="preserve">Full Stack Developer &amp; Lead Documenter, </w:t>
-      </w:r>
-      <w:hyperlink w:history="1" r:id="rIdm3onxz-fygj6gxa0tbzav">
-        <w:r>
-          <w:rPr>
-            <w:color w:val="000000"/>
-            <w:u w:val="single" w:color="000000"/>
-          </w:rPr>
-          <w:t xml:space="preserve">CORDE</w:t>
-        </w:r>
-      </w:hyperlink>
-      <w:r>
-        <w:t xml:space="preserve"> | Canterbury, New Zealand | Jun 2024 - Nov 2024</w:t>
-      </w:r>
-    </w:p>
-    <w:p>
-      <w:pPr>
-        <w:pStyle w:val="Heading1"/>
-        <w:keepNext/>
-      </w:pPr>
-      <w:r>
-        <w:t xml:space="preserve">PROJECTS</w:t>
-      </w:r>
-    </w:p>
-    <w:p>
-      <w:pPr>
-        <w:keepNext/>
-        <w:spacing w:after="40"/>
-      </w:pPr>
-      <w:hyperlink w:history="1" r:id="rIdp-_l3t1ikr1h8lfguwgm9">
-        <w:r>
-          <w:rPr>
-            <w:b/>
-            <w:bCs/>
-            <w:color w:val="000000"/>
-            <w:u w:val="single" w:color="000000"/>
-          </w:rPr>
-          <w:t xml:space="preserve">ArchCanvas and ArchLang</w:t>
-        </w:r>
-      </w:hyperlink>
-      <w:r>
-        <w:t xml:space="preserve"> | </w:t>
-      </w:r>
-      <w:hyperlink w:history="1" r:id="rIdhk9o0-orr3xm17zc88ggt">
-        <w:r>
-          <w:rPr>
-            <w:color w:val="000000"/>
-            <w:u w:val="single" w:color="000000"/>
-          </w:rPr>
-          <w:t xml:space="preserve">archcanvas.uk</w:t>
-        </w:r>
-      </w:hyperlink>
-    </w:p>
-    <w:p>
-      <w:pPr>
-        <w:keepNext w:val="false"/>
-        <w:spacing w:after="140"/>
-      </w:pPr>
-      <w:r>
-        <w:t xml:space="preserve">An AI design agent for architects and self-builders: invented ArchLang, the open-source language that turns a floor plan into a precise program (34 npm releases, full editor tooling), then built the commercial product on top — so edits are exact, diffable, and replayable rather than regenerated.</w:t>
-      </w:r>
-    </w:p>
-    <w:p>
-      <w:pPr>
-        <w:keepNext/>
-        <w:spacing w:after="40"/>
-      </w:pPr>
-      <w:hyperlink w:history="1" r:id="rIdlhjlpouauw_uhlpl1z4-7">
-        <w:r>
-          <w:rPr>
-            <w:b/>
-            <w:bCs/>
-            <w:color w:val="000000"/>
-            <w:u w:val="single" w:color="000000"/>
-          </w:rPr>
-          <w:t xml:space="preserve">Tam-AI-Ti</w:t>
-        </w:r>
-      </w:hyperlink>
-      <w:r>
-        <w:t xml:space="preserve"> | </w:t>
-      </w:r>
-      <w:hyperlink w:history="1" r:id="rIdo1tvkq3jvi2nadxdcyzws">
-        <w:r>
-          <w:rPr>
-            <w:color w:val="000000"/>
-            <w:u w:val="single" w:color="000000"/>
-          </w:rPr>
-          <w:t xml:space="preserve">tamaiti.whiri-ai.com</w:t>
-        </w:r>
-      </w:hyperlink>
-    </w:p>
-    <w:p>
-      <w:pPr>
-        <w:keepNext w:val="false"/>
-        <w:spacing w:after="140"/>
-      </w:pPr>
-      <w:r>
-        <w:t xml:space="preserve">A bilingual (te reo Māori and English) AI financial-wellness app built solo on commission from Riria (Missy) Te Kanawa, Māori Executive Lead at ASB Bank; culture is typed data in the schema (Maramataka phases, Te Whare Tapa Whā domains); a 19-user cohort produced 181 journal entries over 4 months.</w:t>
-      </w:r>
-    </w:p>
-    <w:p>
-      <w:pPr>
-        <w:keepNext/>
-        <w:spacing w:after="40"/>
-      </w:pPr>
-      <w:hyperlink w:history="1" r:id="rIdjukvwhnvvufpkonlwqrup">
-        <w:r>
-          <w:rPr>
-            <w:b/>
-            <w:bCs/>
-            <w:color w:val="000000"/>
-            <w:u w:val="single" w:color="000000"/>
-          </w:rPr>
-          <w:t xml:space="preserve">Vitex - AI Career Agent</w:t>
-        </w:r>
-      </w:hyperlink>
-      <w:r>
-        <w:t xml:space="preserve"> | </w:t>
-      </w:r>
-      <w:hyperlink w:history="1" r:id="rIdpni3apjgdr-t1n7amfhpd">
-        <w:r>
-          <w:rPr>
-            <w:color w:val="000000"/>
-            <w:u w:val="single" w:color="000000"/>
-          </w:rPr>
-          <w:t xml:space="preserve">vitex.org.nz</w:t>
-        </w:r>
-      </w:hyperlink>
-    </w:p>
-    <w:p>
-      <w:pPr>
-        <w:keepNext w:val="false"/>
-        <w:spacing w:after="140"/>
-      </w:pPr>
-      <w:r>
-        <w:t xml:space="preserve">Paste a job description, get a tailored resume and cover letter scored against its keywords in under 30 seconds; sole-authored over ~18 months, with Typst compiling the finished PDF locally in under 100 ms across 7 templates — no hosted Chromium, no third-party document service.</w:t>
-      </w:r>
-    </w:p>
-    <w:p>
-      <w:pPr>
-        <w:keepNext/>
-        <w:spacing w:after="40"/>
-      </w:pPr>
-      <w:hyperlink w:history="1" r:id="rIdut_gnhtzxfgkwyimegoqg">
-        <w:r>
-          <w:rPr>
-            <w:b/>
-            <w:bCs/>
-            <w:color w:val="000000"/>
-            <w:u w:val="single" w:color="000000"/>
-          </w:rPr>
-          <w:t xml:space="preserve">Google News MCP Server</w:t>
-        </w:r>
-      </w:hyperlink>
-      <w:r>
-        <w:t xml:space="preserve"> | </w:t>
-      </w:r>
-      <w:hyperlink w:history="1" r:id="rIdvacrjj9pj39kwb0vaavrs">
-        <w:r>
-          <w:rPr>
-            <w:color w:val="000000"/>
-            <w:u w:val="single" w:color="000000"/>
-          </w:rPr>
-          <w:t xml:space="preserve">github.com/ChanMeng666/server-google-news</w:t>
-        </w:r>
-      </w:hyperlink>
-    </w:p>
-    <w:p>
-      <w:pPr>
-        <w:keepNext w:val="false"/>
-        <w:spacing w:after="140"/>
-      </w:pPr>
-      <w:r>
-        <w:t xml:space="preserve">An earliest-ecosystem Model Context Protocol server, shipped 35 days after Anthropic launched MCP and before a registry existed: a PulseMCP Top Pick, a Glama A-rating, and ~125 GitHub stars.</w:t>
-      </w:r>
-    </w:p>
-    <w:p>
-      <w:pPr>
-        <w:keepNext w:val="false"/>
-        <w:spacing w:after="120"/>
-      </w:pPr>
-      <w:r>
-        <w:rPr>
-          <w:b/>
-          <w:bCs/>
-        </w:rPr>
-        <w:t xml:space="preserve">Also built: </w:t>
-      </w:r>
-      <w:hyperlink w:history="1" r:id="rIdr3a3thyxl5drfaw-0g8te">
-        <w:r>
-          <w:rPr>
-            <w:color w:val="000000"/>
-            <w:u w:val="single" w:color="000000"/>
-          </w:rPr>
-          <w:t xml:space="preserve">echook</w:t>
-        </w:r>
-      </w:hyperlink>
-      <w:r>
-        <w:t xml:space="preserve"> (notifications for Claude Code, Cursor, and Codex), </w:t>
-      </w:r>
-      <w:hyperlink w:history="1" r:id="rIduffj7xbr20hrdzhzzipyv">
-        <w:r>
-          <w:rPr>
-            <w:color w:val="000000"/>
-            <w:u w:val="single" w:color="000000"/>
-          </w:rPr>
-          <w:t xml:space="preserve">eatropolis.co.nz</w:t>
-        </w:r>
-      </w:hyperlink>
-      <w:r>
-        <w:t xml:space="preserve"> (Auckland food-festival platform, solo in 9 days), </w:t>
-      </w:r>
-      <w:hyperlink w:history="1" r:id="rIdjvs73hd-zl_8eaqhzwahb">
-        <w:r>
-          <w:rPr>
-            <w:color w:val="000000"/>
-            <w:u w:val="single" w:color="000000"/>
-          </w:rPr>
-          <w:t xml:space="preserve">gradient-svg-generator</w:t>
-        </w:r>
-      </w:hyperlink>
-      <w:r>
-        <w:t xml:space="preserve"> (355 animated-SVG templates), </w:t>
-      </w:r>
-      <w:hyperlink w:history="1" r:id="rIdtbhrgiueb_b0gks_earoh">
-        <w:r>
-          <w:rPr>
-            <w:color w:val="000000"/>
-            <w:u w:val="single" w:color="000000"/>
-          </w:rPr>
-          <w:t xml:space="preserve">typst-claude-skill</w:t>
-        </w:r>
-      </w:hyperlink>
-      <w:r>
-        <w:t xml:space="preserve"> (typesets this resume), and </w:t>
-      </w:r>
-      <w:hyperlink w:history="1" r:id="rIdep8wknycacp400yfxfitx">
-        <w:r>
-          <w:rPr>
-            <w:color w:val="000000"/>
-            <w:u w:val="single" w:color="000000"/>
-          </w:rPr>
-          <w:t xml:space="preserve">Seismophone</w:t>
-        </w:r>
-      </w:hyperlink>
-      <w:r>
-        <w:t xml:space="preserve">.</w:t>
-      </w:r>
-    </w:p>
-    <w:p>
-      <w:pPr>
-        <w:pStyle w:val="Heading1"/>
-        <w:keepNext/>
-      </w:pPr>
-      <w:r>
-        <w:t xml:space="preserve">EDUCATION</w:t>
-      </w:r>
-    </w:p>
-    <w:p>
-      <w:pPr>
-        <w:keepNext w:val="false"/>
-        <w:spacing w:after="80"/>
-      </w:pPr>
-      <w:r>
-        <w:rPr>
-          <w:b/>
-          <w:bCs/>
-        </w:rPr>
-        <w:t xml:space="preserve">Master of Applied Computing, </w:t>
-      </w:r>
-      <w:hyperlink w:history="1" r:id="rIdqxs-t4hn6j0yydt9d0jhf">
-        <w:r>
-          <w:rPr>
-            <w:color w:val="000000"/>
-            <w:u w:val="single" w:color="000000"/>
-          </w:rPr>
-          <w:t xml:space="preserve">Lincoln University, New Zealand</w:t>
-        </w:r>
-      </w:hyperlink>
-      <w:r>
-        <w:t xml:space="preserve"> | Nov 2023 - Dec 2024 | Distinction, Dean's List (Top 5%)</w:t>
-      </w:r>
-    </w:p>
-    <w:p>
-      <w:pPr>
-        <w:keepNext w:val="false"/>
-        <w:spacing w:after="80"/>
-      </w:pPr>
-      <w:r>
-        <w:rPr>
-          <w:b/>
-          <w:bCs/>
-        </w:rPr>
-        <w:t xml:space="preserve">Bachelor of Geography Science, </w:t>
-      </w:r>
-      <w:hyperlink w:history="1" r:id="rIdsvvpz1dsdpz-geyvtr_q-">
-        <w:r>
-          <w:rPr>
-            <w:color w:val="000000"/>
-            <w:u w:val="single" w:color="000000"/>
-          </w:rPr>
-          <w:t xml:space="preserve">Jiangsu Normal University, China</w:t>
-        </w:r>
-      </w:hyperlink>
-      <w:r>
-        <w:t xml:space="preserve"> | Sep 2012 - Jun 2016 | Distinction</w:t>
-      </w:r>
-    </w:p>
-    <w:p>
-      <w:pPr>
-        <w:pStyle w:val="Heading1"/>
-        <w:keepNext/>
-      </w:pPr>
-      <w:r>
-        <w:t xml:space="preserve">CERTIFICATIONS</w:t>
-      </w:r>
-    </w:p>
-    <w:p>
-      <w:pPr>
-        <w:keepNext w:val="false"/>
-        <w:spacing w:after="80"/>
-      </w:pPr>
-      <w:r>
-        <w:rPr>
-          <w:b/>
-          <w:bCs/>
-        </w:rPr>
-        <w:t xml:space="preserve">Anthropic (6, 2025-2026): </w:t>
-      </w:r>
-      <w:r>
-        <w:t xml:space="preserve">Building with the Claude API, Introduction to MCP, Introduction to Agent Skills, Claude Code in Action, AI Fluency: Framework and Foundations, Claude Certified Architect: Foundations curriculum (Partner Network track)</w:t>
-      </w:r>
-    </w:p>
-    <w:p>
-      <w:pPr>
-        <w:keepNext w:val="false"/>
-        <w:spacing w:after="80"/>
-      </w:pPr>
-      <w:r>
-        <w:rPr>
-          <w:b/>
-          <w:bCs/>
-        </w:rPr>
-        <w:t xml:space="preserve">Other (50+ total): </w:t>
-      </w:r>
-      <w:r>
-        <w:t xml:space="preserve">Google AI Essentials, Microsoft Azure AI Essentials, GitHub Professional, Docker Professional, HackerRank Software Engineer plus 22 skill certifications including SQL (Advanced)</w:t>
-      </w:r>
-    </w:p>
-    <w:p>
-      <w:pPr>
-        <w:pStyle w:val="Heading1"/>
-        <w:keepNext/>
-      </w:pPr>
-      <w:r>
-        <w:t xml:space="preserve">AWARDS AND RECOGNITION</w:t>
+        <w:t xml:space="preserve">Sole engineer behind China's first organisation built specifically around women's health technology, across two platform generations (a Next.js site rebuilt as a Docusaurus editorial platform), and ran the digital infrastructure for the 2026 Shanghai Summit, a four-day event with 20 speakers headlined by Ida Tin, who coined the term FemTech.</w:t>
+      </w:r>
+    </w:p>
+    <w:p>
+      <w:pPr>
+        <w:keepNext/>
+        <w:spacing w:after="0"/>
+      </w:pPr>
+      <w:r>
+        <w:rPr>
+          <w:b/>
+          <w:bCs/>
+        </w:rPr>
+        <w:t xml:space="preserve">Chief Technology Officer</w:t>
+      </w:r>
+    </w:p>
+    <w:p>
+      <w:pPr>
+        <w:keepNext/>
+        <w:spacing w:after="60"/>
+      </w:pPr>
+      <w:hyperlink w:history="1" r:id="rIdk90orrvs5sh7doeluluzr">
+        <w:r>
+          <w:rPr>
+            <w:color w:val="000000"/>
+            <w:u w:val="single" w:color="000000"/>
+          </w:rPr>
+          <w:t xml:space="preserve">Sanicle</w:t>
+        </w:r>
+      </w:hyperlink>
+      <w:r>
+        <w:t xml:space="preserve"> | Tulsa, Oklahoma, United States | Remote | Mar 2025 - Feb 2026</w:t>
       </w:r>
     </w:p>
     <w:p>
@@ -917,7 +486,438 @@
         <w:spacing w:after="60"/>
       </w:pPr>
       <w:r>
-        <w:t xml:space="preserve">UN CSW 69 Speaker, UN Headquarters, New York City, March 2025 — attracted IBM pilot interest and an endorsement from Sierra Leone's Minister of Gender and Children's Affairs.</w:t>
+        <w:t xml:space="preserve">Joined as Senior AI/ML Infrastructure Engineer and was promoted to CTO; took the product from a no-code prototype to a multi-tenant B2B FemTech SaaS, and integrated IBM watsonx behind a Gemini fallback after measuring watsonx's 28-second response baseline against a 10-second serverless timeout ceiling; the work earned Sanicle its IBM Silver Partner certification.</w:t>
+      </w:r>
+    </w:p>
+    <w:p>
+      <w:pPr>
+        <w:keepNext/>
+        <w:spacing w:after="80"/>
+      </w:pPr>
+      <w:r>
+        <w:rPr>
+          <w:b/>
+          <w:bCs/>
+        </w:rPr>
+        <w:t xml:space="preserve">Earlier experience</w:t>
+      </w:r>
+    </w:p>
+    <w:p>
+      <w:pPr>
+        <w:keepNext w:val="false"/>
+        <w:spacing w:after="80"/>
+      </w:pPr>
+      <w:r>
+        <w:rPr>
+          <w:b/>
+          <w:bCs/>
+        </w:rPr>
+        <w:t xml:space="preserve">Technology &amp; Professional Development Mentor, </w:t>
+      </w:r>
+      <w:hyperlink w:history="1" r:id="rIdpfe6bdieqwffrmlgsqh4e">
+        <w:r>
+          <w:rPr>
+            <w:color w:val="000000"/>
+            <w:u w:val="single" w:color="000000"/>
+          </w:rPr>
+          <w:t xml:space="preserve">Forward with Her</w:t>
+        </w:r>
+      </w:hyperlink>
+      <w:r>
+        <w:t xml:space="preserve"> | China | Oct 2024 - Sep 2025</w:t>
+      </w:r>
+    </w:p>
+    <w:p>
+      <w:pPr>
+        <w:keepNext w:val="false"/>
+        <w:spacing w:after="80"/>
+      </w:pPr>
+      <w:r>
+        <w:rPr>
+          <w:b/>
+          <w:bCs/>
+        </w:rPr>
+        <w:t xml:space="preserve">Backend Developer, </w:t>
+      </w:r>
+      <w:hyperlink w:history="1" r:id="rIdcxwr0x_90xk_vynqtg0my">
+        <w:r>
+          <w:rPr>
+            <w:color w:val="000000"/>
+            <w:u w:val="single" w:color="000000"/>
+          </w:rPr>
+          <w:t xml:space="preserve">ByteDance</w:t>
+        </w:r>
+      </w:hyperlink>
+      <w:r>
+        <w:t xml:space="preserve"> | China | Nov 2024 - Mar 2025</w:t>
+      </w:r>
+    </w:p>
+    <w:p>
+      <w:pPr>
+        <w:keepNext w:val="false"/>
+        <w:spacing w:after="80"/>
+      </w:pPr>
+      <w:r>
+        <w:rPr>
+          <w:b/>
+          <w:bCs/>
+        </w:rPr>
+        <w:t xml:space="preserve">Full Stack Developer &amp; Lead Documenter, </w:t>
+      </w:r>
+      <w:hyperlink w:history="1" r:id="rIdm3onxz-fygj6gxa0tbzav">
+        <w:r>
+          <w:rPr>
+            <w:color w:val="000000"/>
+            <w:u w:val="single" w:color="000000"/>
+          </w:rPr>
+          <w:t xml:space="preserve">CORDE</w:t>
+        </w:r>
+      </w:hyperlink>
+      <w:r>
+        <w:t xml:space="preserve"> | Canterbury, New Zealand | Jun 2024 - Nov 2024</w:t>
+      </w:r>
+    </w:p>
+    <w:p>
+      <w:pPr>
+        <w:pStyle w:val="Heading1"/>
+        <w:keepNext/>
+      </w:pPr>
+      <w:r>
+        <w:t xml:space="preserve">PROJECTS</w:t>
+      </w:r>
+    </w:p>
+    <w:p>
+      <w:pPr>
+        <w:keepNext/>
+        <w:spacing w:after="40"/>
+      </w:pPr>
+      <w:hyperlink w:history="1" r:id="rIdp-_l3t1ikr1h8lfguwgm9">
+        <w:r>
+          <w:rPr>
+            <w:b/>
+            <w:bCs/>
+            <w:color w:val="000000"/>
+            <w:u w:val="single" w:color="000000"/>
+          </w:rPr>
+          <w:t xml:space="preserve">ArchCanvas and ArchLang</w:t>
+        </w:r>
+      </w:hyperlink>
+      <w:r>
+        <w:t xml:space="preserve"> | </w:t>
+      </w:r>
+      <w:hyperlink w:history="1" r:id="rIdhk9o0-orr3xm17zc88ggt">
+        <w:r>
+          <w:rPr>
+            <w:color w:val="000000"/>
+            <w:u w:val="single" w:color="000000"/>
+          </w:rPr>
+          <w:t xml:space="preserve">archcanvas.uk</w:t>
+        </w:r>
+      </w:hyperlink>
+    </w:p>
+    <w:p>
+      <w:pPr>
+        <w:keepNext w:val="false"/>
+        <w:spacing w:after="140"/>
+      </w:pPr>
+      <w:r>
+        <w:t xml:space="preserve">An AI design agent for architects and self-builders: invented ArchLang, the open-source language that compiles a floor plan into a dimensioned drawing (34 npm releases, 83 diagnostic codes), then built the commercial product on top: edits are exact and replayable, not regenerated.</w:t>
+      </w:r>
+    </w:p>
+    <w:p>
+      <w:pPr>
+        <w:keepNext/>
+        <w:spacing w:after="40"/>
+      </w:pPr>
+      <w:hyperlink w:history="1" r:id="rIdlhjlpouauw_uhlpl1z4-7">
+        <w:r>
+          <w:rPr>
+            <w:b/>
+            <w:bCs/>
+            <w:color w:val="000000"/>
+            <w:u w:val="single" w:color="000000"/>
+          </w:rPr>
+          <w:t xml:space="preserve">Tam-AI-Ti</w:t>
+        </w:r>
+      </w:hyperlink>
+      <w:r>
+        <w:t xml:space="preserve"> | </w:t>
+      </w:r>
+      <w:hyperlink w:history="1" r:id="rIdo1tvkq3jvi2nadxdcyzws">
+        <w:r>
+          <w:rPr>
+            <w:color w:val="000000"/>
+            <w:u w:val="single" w:color="000000"/>
+          </w:rPr>
+          <w:t xml:space="preserve">tamaiti.whiri-ai.com</w:t>
+        </w:r>
+      </w:hyperlink>
+    </w:p>
+    <w:p>
+      <w:pPr>
+        <w:keepNext w:val="false"/>
+        <w:spacing w:after="140"/>
+      </w:pPr>
+      <w:r>
+        <w:t xml:space="preserve">A bilingual te reo Māori and English AI financial-wellness app, built solo on commission from Riria (Missy) Te Kanawa personally, not her employer ASB Bank: three composed OpenAI models, one a realtime voice coach with server-side VAD, and culture as typed schema (Maramataka phases, Te Whare Tapa Whā domains); a 19-user cohort produced 181 journal entries over 4 months.</w:t>
+      </w:r>
+    </w:p>
+    <w:p>
+      <w:pPr>
+        <w:keepNext/>
+        <w:spacing w:after="40"/>
+      </w:pPr>
+      <w:hyperlink w:history="1" r:id="rIdjukvwhnvvufpkonlwqrup">
+        <w:r>
+          <w:rPr>
+            <w:b/>
+            <w:bCs/>
+            <w:color w:val="000000"/>
+            <w:u w:val="single" w:color="000000"/>
+          </w:rPr>
+          <w:t xml:space="preserve">Vitex - AI Career Agent</w:t>
+        </w:r>
+      </w:hyperlink>
+      <w:r>
+        <w:t xml:space="preserve"> | </w:t>
+      </w:r>
+      <w:hyperlink w:history="1" r:id="rIdpni3apjgdr-t1n7amfhpd">
+        <w:r>
+          <w:rPr>
+            <w:color w:val="000000"/>
+            <w:u w:val="single" w:color="000000"/>
+          </w:rPr>
+          <w:t xml:space="preserve">vitex.org.nz</w:t>
+        </w:r>
+      </w:hyperlink>
+    </w:p>
+    <w:p>
+      <w:pPr>
+        <w:keepNext w:val="false"/>
+        <w:spacing w:after="140"/>
+      </w:pPr>
+      <w:r>
+        <w:t xml:space="preserve">Paste a job description, get a tailored resume and cover letter scored against its keywords in under 30 seconds; sole-authored over ~18 months, with Typst compiling the finished PDF locally in under 100 ms across 7 templates.</w:t>
+      </w:r>
+    </w:p>
+    <w:p>
+      <w:pPr>
+        <w:keepNext/>
+        <w:spacing w:after="40"/>
+      </w:pPr>
+      <w:hyperlink w:history="1" r:id="rIdut_gnhtzxfgkwyimegoqg">
+        <w:r>
+          <w:rPr>
+            <w:b/>
+            <w:bCs/>
+            <w:color w:val="000000"/>
+            <w:u w:val="single" w:color="000000"/>
+          </w:rPr>
+          <w:t xml:space="preserve">Google News MCP Server</w:t>
+        </w:r>
+      </w:hyperlink>
+      <w:r>
+        <w:t xml:space="preserve"> | </w:t>
+      </w:r>
+      <w:hyperlink w:history="1" r:id="rIdvacrjj9pj39kwb0vaavrs">
+        <w:r>
+          <w:rPr>
+            <w:color w:val="000000"/>
+            <w:u w:val="single" w:color="000000"/>
+          </w:rPr>
+          <w:t xml:space="preserve">github.com/ChanMeng666/server-google-news</w:t>
+        </w:r>
+      </w:hyperlink>
+    </w:p>
+    <w:p>
+      <w:pPr>
+        <w:keepNext w:val="false"/>
+        <w:spacing w:after="140"/>
+      </w:pPr>
+      <w:r>
+        <w:t xml:space="preserve">An earliest-ecosystem Model Context Protocol server, shipped 35 days after Anthropic launched MCP and before a registry existed: a PulseMCP Top Pick, a Glama A-rating, and 126 GitHub stars.</w:t>
+      </w:r>
+    </w:p>
+    <w:p>
+      <w:pPr>
+        <w:keepNext w:val="false"/>
+        <w:spacing w:after="120"/>
+      </w:pPr>
+      <w:r>
+        <w:rPr>
+          <w:b/>
+          <w:bCs/>
+        </w:rPr>
+        <w:t xml:space="preserve">Also built: </w:t>
+      </w:r>
+      <w:hyperlink w:history="1" r:id="rIdr3a3thyxl5drfaw-0g8te">
+        <w:r>
+          <w:rPr>
+            <w:color w:val="000000"/>
+            <w:u w:val="single" w:color="000000"/>
+          </w:rPr>
+          <w:t xml:space="preserve">echook</w:t>
+        </w:r>
+      </w:hyperlink>
+      <w:r>
+        <w:t xml:space="preserve">, </w:t>
+      </w:r>
+      <w:hyperlink w:history="1" r:id="rIduffj7xbr20hrdzhzzipyv">
+        <w:r>
+          <w:rPr>
+            <w:color w:val="000000"/>
+            <w:u w:val="single" w:color="000000"/>
+          </w:rPr>
+          <w:t xml:space="preserve">eatropolis.co.nz</w:t>
+        </w:r>
+      </w:hyperlink>
+      <w:r>
+        <w:t xml:space="preserve">, </w:t>
+      </w:r>
+      <w:hyperlink w:history="1" r:id="rIdjvs73hd-zl_8eaqhzwahb">
+        <w:r>
+          <w:rPr>
+            <w:color w:val="000000"/>
+            <w:u w:val="single" w:color="000000"/>
+          </w:rPr>
+          <w:t xml:space="preserve">gradient-svg-generator</w:t>
+        </w:r>
+      </w:hyperlink>
+      <w:r>
+        <w:t xml:space="preserve">, </w:t>
+      </w:r>
+      <w:hyperlink w:history="1" r:id="rIdtbhrgiueb_b0gks_earoh">
+        <w:r>
+          <w:rPr>
+            <w:color w:val="000000"/>
+            <w:u w:val="single" w:color="000000"/>
+          </w:rPr>
+          <w:t xml:space="preserve">typst-claude-skill</w:t>
+        </w:r>
+      </w:hyperlink>
+      <w:r>
+        <w:t xml:space="preserve"> (typesets this resume), and </w:t>
+      </w:r>
+      <w:hyperlink w:history="1" r:id="rIdep8wknycacp400yfxfitx">
+        <w:r>
+          <w:rPr>
+            <w:color w:val="000000"/>
+            <w:u w:val="single" w:color="000000"/>
+          </w:rPr>
+          <w:t xml:space="preserve">Seismophone</w:t>
+        </w:r>
+      </w:hyperlink>
+      <w:r>
+        <w:t xml:space="preserve">.</w:t>
+      </w:r>
+    </w:p>
+    <w:p>
+      <w:pPr>
+        <w:pStyle w:val="Heading1"/>
+        <w:keepNext/>
+      </w:pPr>
+      <w:r>
+        <w:t xml:space="preserve">EDUCATION</w:t>
+      </w:r>
+    </w:p>
+    <w:p>
+      <w:pPr>
+        <w:keepNext w:val="false"/>
+        <w:spacing w:after="80"/>
+      </w:pPr>
+      <w:r>
+        <w:rPr>
+          <w:b/>
+          <w:bCs/>
+        </w:rPr>
+        <w:t xml:space="preserve">Master of Applied Computing, </w:t>
+      </w:r>
+      <w:hyperlink w:history="1" r:id="rIdqxs-t4hn6j0yydt9d0jhf">
+        <w:r>
+          <w:rPr>
+            <w:color w:val="000000"/>
+            <w:u w:val="single" w:color="000000"/>
+          </w:rPr>
+          <w:t xml:space="preserve">Lincoln University, New Zealand</w:t>
+        </w:r>
+      </w:hyperlink>
+      <w:r>
+        <w:t xml:space="preserve"> | Nov 2023 - Dec 2024 | Distinction, Dean's List (Top 5%)</w:t>
+      </w:r>
+    </w:p>
+    <w:p>
+      <w:pPr>
+        <w:keepNext w:val="false"/>
+        <w:spacing w:after="80"/>
+      </w:pPr>
+      <w:r>
+        <w:rPr>
+          <w:b/>
+          <w:bCs/>
+        </w:rPr>
+        <w:t xml:space="preserve">Bachelor of Geography Science, </w:t>
+      </w:r>
+      <w:hyperlink w:history="1" r:id="rIdsvvpz1dsdpz-geyvtr_q-">
+        <w:r>
+          <w:rPr>
+            <w:color w:val="000000"/>
+            <w:u w:val="single" w:color="000000"/>
+          </w:rPr>
+          <w:t xml:space="preserve">Jiangsu Normal University, China</w:t>
+        </w:r>
+      </w:hyperlink>
+      <w:r>
+        <w:t xml:space="preserve"> | Sep 2012 - Jun 2016 | Distinction</w:t>
+      </w:r>
+    </w:p>
+    <w:p>
+      <w:pPr>
+        <w:pStyle w:val="Heading1"/>
+        <w:keepNext/>
+      </w:pPr>
+      <w:r>
+        <w:t xml:space="preserve">CERTIFICATIONS</w:t>
+      </w:r>
+    </w:p>
+    <w:p>
+      <w:pPr>
+        <w:keepNext w:val="false"/>
+        <w:spacing w:after="80"/>
+      </w:pPr>
+      <w:r>
+        <w:rPr>
+          <w:b/>
+          <w:bCs/>
+        </w:rPr>
+        <w:t xml:space="preserve">Anthropic (6, 2025-2026): </w:t>
+      </w:r>
+      <w:r>
+        <w:t xml:space="preserve">Building with the Claude API, Introduction to MCP, Introduction to Agent Skills, Claude Code in Action, AI Fluency: Framework and Foundations, Claude Certified Architect (Foundations): curriculum completed, practice exam passed (Partner Network track)</w:t>
+      </w:r>
+    </w:p>
+    <w:p>
+      <w:pPr>
+        <w:keepNext w:val="false"/>
+        <w:spacing w:after="80"/>
+      </w:pPr>
+      <w:r>
+        <w:rPr>
+          <w:b/>
+          <w:bCs/>
+        </w:rPr>
+        <w:t xml:space="preserve">Other (50+ total): </w:t>
+      </w:r>
+      <w:r>
+        <w:t xml:space="preserve">Google AI Essentials, Microsoft Azure AI Essentials, HackerRank Software Engineer plus 22 skill certifications</w:t>
+      </w:r>
+    </w:p>
+    <w:p>
+      <w:pPr>
+        <w:pStyle w:val="Heading1"/>
+        <w:keepNext/>
+      </w:pPr>
+      <w:r>
+        <w:t xml:space="preserve">AWARDS AND RECOGNITION</w:t>
       </w:r>
     </w:p>
     <w:p>
@@ -930,7 +930,7 @@
         <w:spacing w:after="60"/>
       </w:pPr>
       <w:r>
-        <w:t xml:space="preserve">Outstanding Mentor Award, AI Hackathon Festival 2025 (1 of 14 expert mentors); Excellence Award, FemTech China Women's Health Technology Challenge, December 2024; Outstanding Performer, UN Women FemTech Hackathon, FemTech Weekend Beijing, March 2025.</w:t>
+        <w:t xml:space="preserve">UN CSW 69 Speaker (by video link), UN Headquarters, New York, Mar 2025 — drew IBM pilot interest and an endorsement from Sierra Leone's Minister of Gender and Children's Affairs.</w:t>
       </w:r>
     </w:p>
     <w:p>
@@ -943,7 +943,20 @@
         <w:spacing w:after="60"/>
       </w:pPr>
       <w:r>
-        <w:t xml:space="preserve">Community reach: 5,856 LinkedIn followers, 26 recommendations, 1,103 newsletter subscribers, 480+ GitHub stars, CopilotKit contributor (2 merged PRs).</w:t>
+        <w:t xml:space="preserve">Outstanding Mentor Award, AI Hackathon Festival 2025 (1 of 14 mentors); Excellence Award, FemTech China Women's Health Technology Challenge (Dec 2024); Outstanding Performer, UN Women FemTech Hackathon, Beijing (Mar 2025).</w:t>
+      </w:r>
+    </w:p>
+    <w:p>
+      <w:pPr>
+        <w:pStyle w:val="ListParagraph"/>
+        <w:numPr>
+          <w:ilvl w:val="0"/>
+          <w:numId w:val="2"/>
+        </w:numPr>
+        <w:spacing w:after="60"/>
+      </w:pPr>
+      <w:r>
+        <w:t xml:space="preserve">Community: 480+ GitHub stars across own public repos, 26 LinkedIn recommendations, 2 PRs merged into CopilotKit.</w:t>
       </w:r>
     </w:p>
     <w:sectPr>

--- a/cv/exports/chan-meng-cv-ats.docx
+++ b/cv/exports/chan-meng-cv-ats.docx
@@ -111,7 +111,7 @@
         <w:spacing w:after="120"/>
       </w:pPr>
       <w:r>
-        <w:t xml:space="preserve">AI and full-stack engineer who has shipped MCP servers, sub-agents, and agent skills to production, behind paying customers, private health data, and regulated work, not demos. Five concurrent engineering and CTO-level roles across four countries. Works AI-native by default, directing coding agents and building on the Claude Agent SDK.</w:t>
+        <w:t xml:space="preserve">AI and full-stack engineer who has shipped MCP servers, sub-agents, and agent skills to production, behind paying customers, private health data, and regulated work, not demos. Has run five concurrent engineering and CTO-level roles across four countries. Works AI-native by default, directing coding agents and building on the Claude Agent SDK.</w:t>
       </w:r>
     </w:p>
     <w:p>
@@ -222,7 +222,7 @@
           <w:b/>
           <w:bCs/>
         </w:rPr>
-        <w:t xml:space="preserve">AI Agent Architect</w:t>
+        <w:t xml:space="preserve">Founder &amp; Sole Engineer</w:t>
       </w:r>
     </w:p>
     <w:p>
@@ -236,11 +236,11 @@
             <w:color w:val="000000"/>
             <w:u w:val="single" w:color="000000"/>
           </w:rPr>
-          <w:t xml:space="preserve">Engram</w:t>
-        </w:r>
-      </w:hyperlink>
-      <w:r>
-        <w:t xml:space="preserve"> | Albuquerque, New Mexico, United States | Remote | May 2026 - Jul 2026</w:t>
+          <w:t xml:space="preserve">ArchCanvas</w:t>
+        </w:r>
+      </w:hyperlink>
+      <w:r>
+        <w:t xml:space="preserve"> | Auckland, New Zealand | Remote | Apr 2026 - Present</w:t>
       </w:r>
     </w:p>
     <w:p>
@@ -253,7 +253,7 @@
         <w:spacing w:after="60"/>
       </w:pPr>
       <w:r>
-        <w:t xml:space="preserve">Recruited onto Anthropic's Partner Network architect track after the founder's own Claude agent surfaced this open-source agentic-tooling portfolio, publicly confirmed by him; completed the 45-day Architect Cohort, contributing to its agent, skill, and MCP conventions.</w:t>
+        <w:t xml:space="preserve">Build an AI design agent for architects and self-builders: invented ArchLang, the open-source language that compiles a floor plan into a dimensioned drawing (34 npm releases, 83 diagnostic codes), then built the commercial product on top so an edit is exact and replayable rather than regenerated.</w:t>
       </w:r>
     </w:p>
     <w:p>
@@ -266,7 +266,7 @@
           <w:b/>
           <w:bCs/>
         </w:rPr>
-        <w:t xml:space="preserve">AI Instructor &amp; Mentor</w:t>
+        <w:t xml:space="preserve">Senior Full-Stack Engineer &amp; Website Team Lead</w:t>
       </w:r>
     </w:p>
     <w:p>
@@ -280,11 +280,11 @@
             <w:color w:val="000000"/>
             <w:u w:val="single" w:color="000000"/>
           </w:rPr>
-          <w:t xml:space="preserve">TechNest Community</w:t>
-        </w:r>
-      </w:hyperlink>
-      <w:r>
-        <w:t xml:space="preserve"> | St John's, Newfoundland, Canada | Remote | Apr 2026 - Aug 2026</w:t>
+          <w:t xml:space="preserve">She Sharp</w:t>
+        </w:r>
+      </w:hyperlink>
+      <w:r>
+        <w:t xml:space="preserve"> | Auckland, New Zealand | Hybrid | Jul 2025 - Present</w:t>
       </w:r>
     </w:p>
     <w:p>
@@ -297,7 +297,7 @@
         <w:spacing w:after="60"/>
       </w:pPr>
       <w:r>
-        <w:t xml:space="preserve">Sole instructor of TechNest's first AI-specialised track and the fifth cohort since 2024: over 12 weeks students went from browser ChatGPT to directing coding agents, and 30 graduated having shipped 6 multi-user AI products.</w:t>
+        <w:t xml:space="preserve">Recruited by founder Dr Mahsa Mohaghegh to move a volunteer-run New Zealand women-in-STEM charity (96+ events since 2014) off rented software onto infrastructure it owns: one system for sign-ups, memberships, events, and mentor matching scored by GPT-4o-mini across five weighted dimensions with a rule-based fallback, at 1,381 commits, 251 merged pull requests and 94.5% of all lines added across 13.3 months.</w:t>
       </w:r>
     </w:p>
     <w:p>
@@ -310,7 +310,7 @@
         <w:spacing w:after="60"/>
       </w:pPr>
       <w:r>
-        <w:t xml:space="preserve">Authored the bilingual platform hosting all five cohorts (211 of 220 commits), behind a version-aware RAG assistant on Cloudflare Workers and Vectorize.</w:t>
+        <w:t xml:space="preserve">Rewrote the charity's recurring work as 11 agent skills, 25,643 lines of written-down procedure that is version-controlled and type-checked in CI, so non-engineers can now run work that used to need an engineer.</w:t>
       </w:r>
     </w:p>
     <w:p>
@@ -323,7 +323,7 @@
           <w:b/>
           <w:bCs/>
         </w:rPr>
-        <w:t xml:space="preserve">Founding Principal Engineer, Activation, Execution &amp; AI Systems</w:t>
+        <w:t xml:space="preserve">Chief Technology Officer</w:t>
       </w:r>
     </w:p>
     <w:p>
@@ -337,11 +337,11 @@
             <w:color w:val="000000"/>
             <w:u w:val="single" w:color="000000"/>
           </w:rPr>
-          <w:t xml:space="preserve">GAVIGO Inc.</w:t>
-        </w:r>
-      </w:hyperlink>
-      <w:r>
-        <w:t xml:space="preserve"> | Wilmington, Delaware, United States | Remote | Oct 2025 - Present</w:t>
+          <w:t xml:space="preserve">FemTech Weekend</w:t>
+        </w:r>
+      </w:hyperlink>
+      <w:r>
+        <w:t xml:space="preserve"> | Chengdu, Sichuan, China | Remote | Mar 2025 - Present</w:t>
       </w:r>
     </w:p>
     <w:p>
@@ -354,7 +354,7 @@
         <w:spacing w:after="60"/>
       </w:pPr>
       <w:r>
-        <w:t xml:space="preserve">Own the Intelligence Layer of an app-activation platform end to end: a Go orchestrator running a scorer, a seven-trigger AI rules engine, a warm-pool LRU manager and a five-state activation spine in Redis, measured on live Kubernetes (GKE) at sub-millisecond p50 restore, an 84.6% warm-pool hit rate and zero errors at 100 concurrent WebSocket clients; migrated it from DigitalOcean to Google Cloud in a 30-minute cutover; promoted from Core Engineer across three contract iterations, 426 of 439 commits solo.</w:t>
+        <w:t xml:space="preserve">Sole engineer behind China's first organisation built around women's health technology, across two platform generations (Next.js, then Docusaurus), and ran the digital infrastructure for the 2026 Shanghai Summit: four days, 20 speakers, headlined by Ida Tin, who coined the term FemTech.</w:t>
       </w:r>
     </w:p>
     <w:p>
@@ -367,7 +367,7 @@
           <w:b/>
           <w:bCs/>
         </w:rPr>
-        <w:t xml:space="preserve">Senior Full-Stack Engineer &amp; Website Team Lead</w:t>
+        <w:t xml:space="preserve">Founding Principal Engineer, Activation, Execution &amp; AI Systems</w:t>
       </w:r>
     </w:p>
     <w:p>
@@ -381,11 +381,11 @@
             <w:color w:val="000000"/>
             <w:u w:val="single" w:color="000000"/>
           </w:rPr>
-          <w:t xml:space="preserve">She Sharp</w:t>
-        </w:r>
-      </w:hyperlink>
-      <w:r>
-        <w:t xml:space="preserve"> | Auckland, New Zealand | Hybrid | Jul 2025 - Present</w:t>
+          <w:t xml:space="preserve">GAVIGO Inc.</w:t>
+        </w:r>
+      </w:hyperlink>
+      <w:r>
+        <w:t xml:space="preserve"> | Wilmington, Delaware, United States | Remote | Oct 2025 - Sep 2026</w:t>
       </w:r>
     </w:p>
     <w:p>
@@ -398,7 +398,7 @@
         <w:spacing w:after="60"/>
       </w:pPr>
       <w:r>
-        <w:t xml:space="preserve">Rebuilt the member platform for a New Zealand women-in-STEM charity running 96+ events since 2014: one system for sign-ups, memberships, events, and mentor matching scored by GPT-4o-mini across five weighted dimensions with a rule-based fallback and an admin review gate, carrying 10+ years of content across with zero broken links, 793 of 936 commits.</w:t>
+        <w:t xml:space="preserve">Owned the Intelligence Layer of an app-activation platform: a Go orchestrator running a seven-trigger AI rules engine, a warm-pool manager and a five-state activation spine in Redis, on live Kubernetes (GKE): sub-millisecond p50 restore, an 84.6% warm-pool hit rate and zero errors at 100 concurrent WebSocket clients; migrated DigitalOcean to Google Cloud in a 30-minute cutover; promoted from Core Engineer across three contracts, 471 of 488 commits solo.</w:t>
       </w:r>
     </w:p>
     <w:p>
@@ -411,7 +411,7 @@
           <w:b/>
           <w:bCs/>
         </w:rPr>
-        <w:t xml:space="preserve">Chief Technology Officer</w:t>
+        <w:t xml:space="preserve">AI Instructor &amp; Mentor</w:t>
       </w:r>
     </w:p>
     <w:p>
@@ -425,11 +425,11 @@
             <w:color w:val="000000"/>
             <w:u w:val="single" w:color="000000"/>
           </w:rPr>
-          <w:t xml:space="preserve">FemTech Weekend</w:t>
-        </w:r>
-      </w:hyperlink>
-      <w:r>
-        <w:t xml:space="preserve"> | Chengdu, Sichuan, China | Remote | Mar 2025 - Present</w:t>
+          <w:t xml:space="preserve">TechNest Community</w:t>
+        </w:r>
+      </w:hyperlink>
+      <w:r>
+        <w:t xml:space="preserve"> | St John's, Newfoundland, Canada | Remote | Apr 2026 - Aug 2026</w:t>
       </w:r>
     </w:p>
     <w:p>
@@ -442,38 +442,7 @@
         <w:spacing w:after="60"/>
       </w:pPr>
       <w:r>
-        <w:t xml:space="preserve">Sole engineer behind China's first organisation built specifically around women's health technology, across two platform generations (a Next.js site rebuilt as a Docusaurus editorial platform), and ran the digital infrastructure for the 2026 Shanghai Summit, a four-day event with 20 speakers headlined by Ida Tin, who coined the term FemTech.</w:t>
-      </w:r>
-    </w:p>
-    <w:p>
-      <w:pPr>
-        <w:keepNext/>
-        <w:spacing w:after="0"/>
-      </w:pPr>
-      <w:r>
-        <w:rPr>
-          <w:b/>
-          <w:bCs/>
-        </w:rPr>
-        <w:t xml:space="preserve">Chief Technology Officer</w:t>
-      </w:r>
-    </w:p>
-    <w:p>
-      <w:pPr>
-        <w:keepNext/>
-        <w:spacing w:after="60"/>
-      </w:pPr>
-      <w:hyperlink w:history="1" r:id="rIdk90orrvs5sh7doeluluzr">
-        <w:r>
-          <w:rPr>
-            <w:color w:val="000000"/>
-            <w:u w:val="single" w:color="000000"/>
-          </w:rPr>
-          <w:t xml:space="preserve">Sanicle</w:t>
-        </w:r>
-      </w:hyperlink>
-      <w:r>
-        <w:t xml:space="preserve"> | Tulsa, Oklahoma, United States | Remote | Mar 2025 - Feb 2026</w:t>
+        <w:t xml:space="preserve">Sole instructor of TechNest's first AI-specialised track, the fifth cohort since 2024: over 12 weeks students went from browser ChatGPT to directing coding agents, and 30 graduated having shipped 6 multi-user AI products.</w:t>
       </w:r>
     </w:p>
     <w:p>
@@ -486,438 +455,38 @@
         <w:spacing w:after="60"/>
       </w:pPr>
       <w:r>
-        <w:t xml:space="preserve">Joined as Senior AI/ML Infrastructure Engineer and was promoted to CTO; took the product from a no-code prototype to a multi-tenant B2B FemTech SaaS, and integrated IBM watsonx behind a Gemini fallback after measuring watsonx's 28-second response baseline against a 10-second serverless timeout ceiling; the work earned Sanicle its IBM Silver Partner certification.</w:t>
-      </w:r>
-    </w:p>
-    <w:p>
-      <w:pPr>
-        <w:keepNext/>
-        <w:spacing w:after="80"/>
-      </w:pPr>
-      <w:r>
-        <w:rPr>
-          <w:b/>
-          <w:bCs/>
-        </w:rPr>
-        <w:t xml:space="preserve">Earlier experience</w:t>
-      </w:r>
-    </w:p>
-    <w:p>
-      <w:pPr>
-        <w:keepNext w:val="false"/>
-        <w:spacing w:after="80"/>
-      </w:pPr>
-      <w:r>
-        <w:rPr>
-          <w:b/>
-          <w:bCs/>
-        </w:rPr>
-        <w:t xml:space="preserve">Technology &amp; Professional Development Mentor, </w:t>
-      </w:r>
-      <w:hyperlink w:history="1" r:id="rIdpfe6bdieqwffrmlgsqh4e">
-        <w:r>
-          <w:rPr>
-            <w:color w:val="000000"/>
-            <w:u w:val="single" w:color="000000"/>
-          </w:rPr>
-          <w:t xml:space="preserve">Forward with Her</w:t>
-        </w:r>
-      </w:hyperlink>
-      <w:r>
-        <w:t xml:space="preserve"> | China | Oct 2024 - Sep 2025</w:t>
-      </w:r>
-    </w:p>
-    <w:p>
-      <w:pPr>
-        <w:keepNext w:val="false"/>
-        <w:spacing w:after="80"/>
-      </w:pPr>
-      <w:r>
-        <w:rPr>
-          <w:b/>
-          <w:bCs/>
-        </w:rPr>
-        <w:t xml:space="preserve">Backend Developer, </w:t>
-      </w:r>
-      <w:hyperlink w:history="1" r:id="rIdcxwr0x_90xk_vynqtg0my">
-        <w:r>
-          <w:rPr>
-            <w:color w:val="000000"/>
-            <w:u w:val="single" w:color="000000"/>
-          </w:rPr>
-          <w:t xml:space="preserve">ByteDance</w:t>
-        </w:r>
-      </w:hyperlink>
-      <w:r>
-        <w:t xml:space="preserve"> | China | Nov 2024 - Mar 2025</w:t>
-      </w:r>
-    </w:p>
-    <w:p>
-      <w:pPr>
-        <w:keepNext w:val="false"/>
-        <w:spacing w:after="80"/>
-      </w:pPr>
-      <w:r>
-        <w:rPr>
-          <w:b/>
-          <w:bCs/>
-        </w:rPr>
-        <w:t xml:space="preserve">Full Stack Developer &amp; Lead Documenter, </w:t>
-      </w:r>
-      <w:hyperlink w:history="1" r:id="rIdm3onxz-fygj6gxa0tbzav">
-        <w:r>
-          <w:rPr>
-            <w:color w:val="000000"/>
-            <w:u w:val="single" w:color="000000"/>
-          </w:rPr>
-          <w:t xml:space="preserve">CORDE</w:t>
-        </w:r>
-      </w:hyperlink>
-      <w:r>
-        <w:t xml:space="preserve"> | Canterbury, New Zealand | Jun 2024 - Nov 2024</w:t>
-      </w:r>
-    </w:p>
-    <w:p>
-      <w:pPr>
-        <w:pStyle w:val="Heading1"/>
-        <w:keepNext/>
-      </w:pPr>
-      <w:r>
-        <w:t xml:space="preserve">PROJECTS</w:t>
-      </w:r>
-    </w:p>
-    <w:p>
-      <w:pPr>
-        <w:keepNext/>
-        <w:spacing w:after="40"/>
-      </w:pPr>
-      <w:hyperlink w:history="1" r:id="rIdp-_l3t1ikr1h8lfguwgm9">
-        <w:r>
-          <w:rPr>
-            <w:b/>
-            <w:bCs/>
-            <w:color w:val="000000"/>
-            <w:u w:val="single" w:color="000000"/>
-          </w:rPr>
-          <w:t xml:space="preserve">ArchCanvas and ArchLang</w:t>
-        </w:r>
-      </w:hyperlink>
-      <w:r>
-        <w:t xml:space="preserve"> | </w:t>
-      </w:r>
-      <w:hyperlink w:history="1" r:id="rIdhk9o0-orr3xm17zc88ggt">
-        <w:r>
-          <w:rPr>
-            <w:color w:val="000000"/>
-            <w:u w:val="single" w:color="000000"/>
-          </w:rPr>
-          <w:t xml:space="preserve">archcanvas.uk</w:t>
-        </w:r>
-      </w:hyperlink>
-    </w:p>
-    <w:p>
-      <w:pPr>
-        <w:keepNext w:val="false"/>
-        <w:spacing w:after="140"/>
-      </w:pPr>
-      <w:r>
-        <w:t xml:space="preserve">An AI design agent for architects and self-builders: invented ArchLang, the open-source language that compiles a floor plan into a dimensioned drawing (34 npm releases, 83 diagnostic codes), then built the commercial product on top: edits are exact and replayable, not regenerated.</w:t>
-      </w:r>
-    </w:p>
-    <w:p>
-      <w:pPr>
-        <w:keepNext/>
-        <w:spacing w:after="40"/>
-      </w:pPr>
-      <w:hyperlink w:history="1" r:id="rIdlhjlpouauw_uhlpl1z4-7">
-        <w:r>
-          <w:rPr>
-            <w:b/>
-            <w:bCs/>
-            <w:color w:val="000000"/>
-            <w:u w:val="single" w:color="000000"/>
-          </w:rPr>
-          <w:t xml:space="preserve">Tam-AI-Ti</w:t>
-        </w:r>
-      </w:hyperlink>
-      <w:r>
-        <w:t xml:space="preserve"> | </w:t>
-      </w:r>
-      <w:hyperlink w:history="1" r:id="rIdo1tvkq3jvi2nadxdcyzws">
-        <w:r>
-          <w:rPr>
-            <w:color w:val="000000"/>
-            <w:u w:val="single" w:color="000000"/>
-          </w:rPr>
-          <w:t xml:space="preserve">tamaiti.whiri-ai.com</w:t>
-        </w:r>
-      </w:hyperlink>
-    </w:p>
-    <w:p>
-      <w:pPr>
-        <w:keepNext w:val="false"/>
-        <w:spacing w:after="140"/>
-      </w:pPr>
-      <w:r>
-        <w:t xml:space="preserve">A bilingual te reo Māori and English AI financial-wellness app, built solo on commission from Riria (Missy) Te Kanawa personally, not her employer ASB Bank: three composed OpenAI models, one a realtime voice coach with server-side VAD, and culture as typed schema (Maramataka phases, Te Whare Tapa Whā domains); a 19-user cohort produced 181 journal entries over 4 months.</w:t>
-      </w:r>
-    </w:p>
-    <w:p>
-      <w:pPr>
-        <w:keepNext/>
-        <w:spacing w:after="40"/>
-      </w:pPr>
-      <w:hyperlink w:history="1" r:id="rIdjukvwhnvvufpkonlwqrup">
-        <w:r>
-          <w:rPr>
-            <w:b/>
-            <w:bCs/>
-            <w:color w:val="000000"/>
-            <w:u w:val="single" w:color="000000"/>
-          </w:rPr>
-          <w:t xml:space="preserve">Vitex - AI Career Agent</w:t>
-        </w:r>
-      </w:hyperlink>
-      <w:r>
-        <w:t xml:space="preserve"> | </w:t>
-      </w:r>
-      <w:hyperlink w:history="1" r:id="rIdpni3apjgdr-t1n7amfhpd">
-        <w:r>
-          <w:rPr>
-            <w:color w:val="000000"/>
-            <w:u w:val="single" w:color="000000"/>
-          </w:rPr>
-          <w:t xml:space="preserve">vitex.org.nz</w:t>
-        </w:r>
-      </w:hyperlink>
-    </w:p>
-    <w:p>
-      <w:pPr>
-        <w:keepNext w:val="false"/>
-        <w:spacing w:after="140"/>
-      </w:pPr>
-      <w:r>
-        <w:t xml:space="preserve">Paste a job description, get a tailored resume and cover letter scored against its keywords in under 30 seconds; sole-authored over ~18 months, with Typst compiling the finished PDF locally in under 100 ms across 7 templates.</w:t>
-      </w:r>
-    </w:p>
-    <w:p>
-      <w:pPr>
-        <w:keepNext/>
-        <w:spacing w:after="40"/>
-      </w:pPr>
-      <w:hyperlink w:history="1" r:id="rIdut_gnhtzxfgkwyimegoqg">
-        <w:r>
-          <w:rPr>
-            <w:b/>
-            <w:bCs/>
-            <w:color w:val="000000"/>
-            <w:u w:val="single" w:color="000000"/>
-          </w:rPr>
-          <w:t xml:space="preserve">Google News MCP Server</w:t>
-        </w:r>
-      </w:hyperlink>
-      <w:r>
-        <w:t xml:space="preserve"> | </w:t>
-      </w:r>
-      <w:hyperlink w:history="1" r:id="rIdvacrjj9pj39kwb0vaavrs">
-        <w:r>
-          <w:rPr>
-            <w:color w:val="000000"/>
-            <w:u w:val="single" w:color="000000"/>
-          </w:rPr>
-          <w:t xml:space="preserve">github.com/ChanMeng666/server-google-news</w:t>
-        </w:r>
-      </w:hyperlink>
-    </w:p>
-    <w:p>
-      <w:pPr>
-        <w:keepNext w:val="false"/>
-        <w:spacing w:after="140"/>
-      </w:pPr>
-      <w:r>
-        <w:t xml:space="preserve">An earliest-ecosystem Model Context Protocol server, shipped 35 days after Anthropic launched MCP and before a registry existed: a PulseMCP Top Pick, a Glama A-rating, and 126 GitHub stars.</w:t>
-      </w:r>
-    </w:p>
-    <w:p>
-      <w:pPr>
-        <w:keepNext w:val="false"/>
-        <w:spacing w:after="120"/>
-      </w:pPr>
-      <w:r>
-        <w:rPr>
-          <w:b/>
-          <w:bCs/>
-        </w:rPr>
-        <w:t xml:space="preserve">Also built: </w:t>
-      </w:r>
-      <w:hyperlink w:history="1" r:id="rIdr3a3thyxl5drfaw-0g8te">
-        <w:r>
-          <w:rPr>
-            <w:color w:val="000000"/>
-            <w:u w:val="single" w:color="000000"/>
-          </w:rPr>
-          <w:t xml:space="preserve">echook</w:t>
-        </w:r>
-      </w:hyperlink>
-      <w:r>
-        <w:t xml:space="preserve">, </w:t>
-      </w:r>
-      <w:hyperlink w:history="1" r:id="rIduffj7xbr20hrdzhzzipyv">
-        <w:r>
-          <w:rPr>
-            <w:color w:val="000000"/>
-            <w:u w:val="single" w:color="000000"/>
-          </w:rPr>
-          <w:t xml:space="preserve">eatropolis.co.nz</w:t>
-        </w:r>
-      </w:hyperlink>
-      <w:r>
-        <w:t xml:space="preserve">, </w:t>
-      </w:r>
-      <w:hyperlink w:history="1" r:id="rIdjvs73hd-zl_8eaqhzwahb">
-        <w:r>
-          <w:rPr>
-            <w:color w:val="000000"/>
-            <w:u w:val="single" w:color="000000"/>
-          </w:rPr>
-          <w:t xml:space="preserve">gradient-svg-generator</w:t>
-        </w:r>
-      </w:hyperlink>
-      <w:r>
-        <w:t xml:space="preserve">, </w:t>
-      </w:r>
-      <w:hyperlink w:history="1" r:id="rIdtbhrgiueb_b0gks_earoh">
-        <w:r>
-          <w:rPr>
-            <w:color w:val="000000"/>
-            <w:u w:val="single" w:color="000000"/>
-          </w:rPr>
-          <w:t xml:space="preserve">typst-claude-skill</w:t>
-        </w:r>
-      </w:hyperlink>
-      <w:r>
-        <w:t xml:space="preserve"> (typesets this resume), and </w:t>
-      </w:r>
-      <w:hyperlink w:history="1" r:id="rIdep8wknycacp400yfxfitx">
-        <w:r>
-          <w:rPr>
-            <w:color w:val="000000"/>
-            <w:u w:val="single" w:color="000000"/>
-          </w:rPr>
-          <w:t xml:space="preserve">Seismophone</w:t>
-        </w:r>
-      </w:hyperlink>
-      <w:r>
-        <w:t xml:space="preserve">.</w:t>
-      </w:r>
-    </w:p>
-    <w:p>
-      <w:pPr>
-        <w:pStyle w:val="Heading1"/>
-        <w:keepNext/>
-      </w:pPr>
-      <w:r>
-        <w:t xml:space="preserve">EDUCATION</w:t>
-      </w:r>
-    </w:p>
-    <w:p>
-      <w:pPr>
-        <w:keepNext w:val="false"/>
-        <w:spacing w:after="80"/>
-      </w:pPr>
-      <w:r>
-        <w:rPr>
-          <w:b/>
-          <w:bCs/>
-        </w:rPr>
-        <w:t xml:space="preserve">Master of Applied Computing, </w:t>
-      </w:r>
-      <w:hyperlink w:history="1" r:id="rIdqxs-t4hn6j0yydt9d0jhf">
-        <w:r>
-          <w:rPr>
-            <w:color w:val="000000"/>
-            <w:u w:val="single" w:color="000000"/>
-          </w:rPr>
-          <w:t xml:space="preserve">Lincoln University, New Zealand</w:t>
-        </w:r>
-      </w:hyperlink>
-      <w:r>
-        <w:t xml:space="preserve"> | Nov 2023 - Dec 2024 | Distinction, Dean's List (Top 5%)</w:t>
-      </w:r>
-    </w:p>
-    <w:p>
-      <w:pPr>
-        <w:keepNext w:val="false"/>
-        <w:spacing w:after="80"/>
-      </w:pPr>
-      <w:r>
-        <w:rPr>
-          <w:b/>
-          <w:bCs/>
-        </w:rPr>
-        <w:t xml:space="preserve">Bachelor of Geography Science, </w:t>
-      </w:r>
-      <w:hyperlink w:history="1" r:id="rIdsvvpz1dsdpz-geyvtr_q-">
-        <w:r>
-          <w:rPr>
-            <w:color w:val="000000"/>
-            <w:u w:val="single" w:color="000000"/>
-          </w:rPr>
-          <w:t xml:space="preserve">Jiangsu Normal University, China</w:t>
-        </w:r>
-      </w:hyperlink>
-      <w:r>
-        <w:t xml:space="preserve"> | Sep 2012 - Jun 2016 | Distinction</w:t>
-      </w:r>
-    </w:p>
-    <w:p>
-      <w:pPr>
-        <w:pStyle w:val="Heading1"/>
-        <w:keepNext/>
-      </w:pPr>
-      <w:r>
-        <w:t xml:space="preserve">CERTIFICATIONS</w:t>
-      </w:r>
-    </w:p>
-    <w:p>
-      <w:pPr>
-        <w:keepNext w:val="false"/>
-        <w:spacing w:after="80"/>
-      </w:pPr>
-      <w:r>
-        <w:rPr>
-          <w:b/>
-          <w:bCs/>
-        </w:rPr>
-        <w:t xml:space="preserve">Anthropic (6, 2025-2026): </w:t>
-      </w:r>
-      <w:r>
-        <w:t xml:space="preserve">Building with the Claude API, Introduction to MCP, Introduction to Agent Skills, Claude Code in Action, AI Fluency: Framework and Foundations, Claude Certified Architect (Foundations): curriculum completed, practice exam passed (Partner Network track)</w:t>
-      </w:r>
-    </w:p>
-    <w:p>
-      <w:pPr>
-        <w:keepNext w:val="false"/>
-        <w:spacing w:after="80"/>
-      </w:pPr>
-      <w:r>
-        <w:rPr>
-          <w:b/>
-          <w:bCs/>
-        </w:rPr>
-        <w:t xml:space="preserve">Other (50+ total): </w:t>
-      </w:r>
-      <w:r>
-        <w:t xml:space="preserve">Google AI Essentials, Microsoft Azure AI Essentials, HackerRank Software Engineer plus 22 skill certifications</w:t>
-      </w:r>
-    </w:p>
-    <w:p>
-      <w:pPr>
-        <w:pStyle w:val="Heading1"/>
-        <w:keepNext/>
-      </w:pPr>
-      <w:r>
-        <w:t xml:space="preserve">AWARDS AND RECOGNITION</w:t>
+        <w:t xml:space="preserve">Authored the bilingual platform hosting all five cohorts (211 of 220 commits), behind a version-aware RAG assistant on Cloudflare Workers.</w:t>
+      </w:r>
+    </w:p>
+    <w:p>
+      <w:pPr>
+        <w:keepNext/>
+        <w:spacing w:after="0"/>
+      </w:pPr>
+      <w:r>
+        <w:rPr>
+          <w:b/>
+          <w:bCs/>
+        </w:rPr>
+        <w:t xml:space="preserve">AI Agent Architect</w:t>
+      </w:r>
+    </w:p>
+    <w:p>
+      <w:pPr>
+        <w:keepNext/>
+        <w:spacing w:after="60"/>
+      </w:pPr>
+      <w:hyperlink w:history="1" r:id="rIdk90orrvs5sh7doeluluzr">
+        <w:r>
+          <w:rPr>
+            <w:color w:val="000000"/>
+            <w:u w:val="single" w:color="000000"/>
+          </w:rPr>
+          <w:t xml:space="preserve">Engram</w:t>
+        </w:r>
+      </w:hyperlink>
+      <w:r>
+        <w:t xml:space="preserve"> | Albuquerque, New Mexico, United States | Remote | May 2026 - Jul 2026</w:t>
       </w:r>
     </w:p>
     <w:p>
@@ -930,7 +499,38 @@
         <w:spacing w:after="60"/>
       </w:pPr>
       <w:r>
-        <w:t xml:space="preserve">UN CSW 69 Speaker (by video link), UN Headquarters, New York, Mar 2025 — drew IBM pilot interest and an endorsement from Sierra Leone's Minister of Gender and Children's Affairs.</w:t>
+        <w:t xml:space="preserve">Recruited onto Anthropic's Partner Network architect track after the founder's own Claude agent surfaced this open-source portfolio; completed the 45-day Architect Cohort, contributing to its agent, skill, and MCP conventions.</w:t>
+      </w:r>
+    </w:p>
+    <w:p>
+      <w:pPr>
+        <w:keepNext/>
+        <w:spacing w:after="0"/>
+      </w:pPr>
+      <w:r>
+        <w:rPr>
+          <w:b/>
+          <w:bCs/>
+        </w:rPr>
+        <w:t xml:space="preserve">Chief Technology Officer</w:t>
+      </w:r>
+    </w:p>
+    <w:p>
+      <w:pPr>
+        <w:keepNext/>
+        <w:spacing w:after="60"/>
+      </w:pPr>
+      <w:hyperlink w:history="1" r:id="rIdpfe6bdieqwffrmlgsqh4e">
+        <w:r>
+          <w:rPr>
+            <w:color w:val="000000"/>
+            <w:u w:val="single" w:color="000000"/>
+          </w:rPr>
+          <w:t xml:space="preserve">Sanicle</w:t>
+        </w:r>
+      </w:hyperlink>
+      <w:r>
+        <w:t xml:space="preserve"> | Tulsa, Oklahoma, United States | Remote | Mar 2025 - Feb 2026</w:t>
       </w:r>
     </w:p>
     <w:p>
@@ -943,7 +543,426 @@
         <w:spacing w:after="60"/>
       </w:pPr>
       <w:r>
-        <w:t xml:space="preserve">Outstanding Mentor Award, AI Hackathon Festival 2025 (1 of 14 mentors); Excellence Award, FemTech China Women's Health Technology Challenge (Dec 2024); Outstanding Performer, UN Women FemTech Hackathon, Beijing (Mar 2025).</w:t>
+        <w:t xml:space="preserve">Joined as Senior AI/ML Infrastructure Engineer and was promoted to CTO; took the product from a no-code prototype to a multi-tenant B2B FemTech SaaS and integrated IBM watsonx behind a Gemini fallback, the work that earned Sanicle its IBM Silver Partner certification.</w:t>
+      </w:r>
+    </w:p>
+    <w:p>
+      <w:pPr>
+        <w:keepNext/>
+        <w:spacing w:after="80"/>
+      </w:pPr>
+      <w:r>
+        <w:rPr>
+          <w:b/>
+          <w:bCs/>
+        </w:rPr>
+        <w:t xml:space="preserve">Earlier experience</w:t>
+      </w:r>
+    </w:p>
+    <w:p>
+      <w:pPr>
+        <w:keepNext w:val="false"/>
+        <w:spacing w:after="80"/>
+      </w:pPr>
+      <w:r>
+        <w:rPr>
+          <w:b/>
+          <w:bCs/>
+        </w:rPr>
+        <w:t xml:space="preserve">Technology &amp; Professional Development Mentor, </w:t>
+      </w:r>
+      <w:hyperlink w:history="1" r:id="rIdcxwr0x_90xk_vynqtg0my">
+        <w:r>
+          <w:rPr>
+            <w:color w:val="000000"/>
+            <w:u w:val="single" w:color="000000"/>
+          </w:rPr>
+          <w:t xml:space="preserve">Forward with Her</w:t>
+        </w:r>
+      </w:hyperlink>
+      <w:r>
+        <w:t xml:space="preserve"> | China | Oct 2024 - Sep 2025</w:t>
+      </w:r>
+    </w:p>
+    <w:p>
+      <w:pPr>
+        <w:keepNext w:val="false"/>
+        <w:spacing w:after="80"/>
+      </w:pPr>
+      <w:r>
+        <w:rPr>
+          <w:b/>
+          <w:bCs/>
+        </w:rPr>
+        <w:t xml:space="preserve">Backend Developer, </w:t>
+      </w:r>
+      <w:hyperlink w:history="1" r:id="rIdm3onxz-fygj6gxa0tbzav">
+        <w:r>
+          <w:rPr>
+            <w:color w:val="000000"/>
+            <w:u w:val="single" w:color="000000"/>
+          </w:rPr>
+          <w:t xml:space="preserve">ByteDance</w:t>
+        </w:r>
+      </w:hyperlink>
+      <w:r>
+        <w:t xml:space="preserve"> | China | Nov 2024 - Mar 2025</w:t>
+      </w:r>
+    </w:p>
+    <w:p>
+      <w:pPr>
+        <w:keepNext w:val="false"/>
+        <w:spacing w:after="80"/>
+      </w:pPr>
+      <w:r>
+        <w:rPr>
+          <w:b/>
+          <w:bCs/>
+        </w:rPr>
+        <w:t xml:space="preserve">Full Stack Developer &amp; Lead Documenter, </w:t>
+      </w:r>
+      <w:hyperlink w:history="1" r:id="rIdp-_l3t1ikr1h8lfguwgm9">
+        <w:r>
+          <w:rPr>
+            <w:color w:val="000000"/>
+            <w:u w:val="single" w:color="000000"/>
+          </w:rPr>
+          <w:t xml:space="preserve">CORDE</w:t>
+        </w:r>
+      </w:hyperlink>
+      <w:r>
+        <w:t xml:space="preserve"> | Canterbury, New Zealand | Jun 2024 - Nov 2024</w:t>
+      </w:r>
+    </w:p>
+    <w:p>
+      <w:pPr>
+        <w:pStyle w:val="Heading1"/>
+        <w:keepNext/>
+      </w:pPr>
+      <w:r>
+        <w:t xml:space="preserve">PROJECTS</w:t>
+      </w:r>
+    </w:p>
+    <w:p>
+      <w:pPr>
+        <w:keepNext/>
+        <w:spacing w:after="40"/>
+      </w:pPr>
+      <w:hyperlink w:history="1" r:id="rIdhk9o0-orr3xm17zc88ggt">
+        <w:r>
+          <w:rPr>
+            <w:b/>
+            <w:bCs/>
+            <w:color w:val="000000"/>
+            <w:u w:val="single" w:color="000000"/>
+          </w:rPr>
+          <w:t xml:space="preserve">Tam-AI-Ti</w:t>
+        </w:r>
+      </w:hyperlink>
+      <w:r>
+        <w:t xml:space="preserve"> | </w:t>
+      </w:r>
+      <w:hyperlink w:history="1" r:id="rIdlhjlpouauw_uhlpl1z4-7">
+        <w:r>
+          <w:rPr>
+            <w:color w:val="000000"/>
+            <w:u w:val="single" w:color="000000"/>
+          </w:rPr>
+          <w:t xml:space="preserve">tamaiti.whiri-ai.com</w:t>
+        </w:r>
+      </w:hyperlink>
+    </w:p>
+    <w:p>
+      <w:pPr>
+        <w:keepNext w:val="false"/>
+        <w:spacing w:after="140"/>
+      </w:pPr>
+      <w:r>
+        <w:t xml:space="preserve">A bilingual te reo Māori and English AI financial-wellness app, built solo on commission from Riria (Missy) Te Kanawa personally, not her employer ASB Bank: three composed OpenAI models, one a realtime voice coach, and culture as typed schema (Maramataka phases, Te Whare Tapa Whā domains); a 19-user cohort produced 181 journal entries over 4 months.</w:t>
+      </w:r>
+    </w:p>
+    <w:p>
+      <w:pPr>
+        <w:keepNext/>
+        <w:spacing w:after="40"/>
+      </w:pPr>
+      <w:hyperlink w:history="1" r:id="rIdo1tvkq3jvi2nadxdcyzws">
+        <w:r>
+          <w:rPr>
+            <w:b/>
+            <w:bCs/>
+            <w:color w:val="000000"/>
+            <w:u w:val="single" w:color="000000"/>
+          </w:rPr>
+          <w:t xml:space="preserve">Vitex - AI Career Agent</w:t>
+        </w:r>
+      </w:hyperlink>
+      <w:r>
+        <w:t xml:space="preserve"> | </w:t>
+      </w:r>
+      <w:hyperlink w:history="1" r:id="rIdjukvwhnvvufpkonlwqrup">
+        <w:r>
+          <w:rPr>
+            <w:color w:val="000000"/>
+            <w:u w:val="single" w:color="000000"/>
+          </w:rPr>
+          <w:t xml:space="preserve">vitex.org.nz</w:t>
+        </w:r>
+      </w:hyperlink>
+    </w:p>
+    <w:p>
+      <w:pPr>
+        <w:keepNext w:val="false"/>
+        <w:spacing w:after="140"/>
+      </w:pPr>
+      <w:r>
+        <w:t xml:space="preserve">Paste a job description, get a tailored resume and cover letter scored against its keywords in under 30 seconds, with Typst compiling the finished PDF locally in under 100 ms across 7 templates.</w:t>
+      </w:r>
+    </w:p>
+    <w:p>
+      <w:pPr>
+        <w:keepNext/>
+        <w:spacing w:after="40"/>
+      </w:pPr>
+      <w:hyperlink w:history="1" r:id="rIdpni3apjgdr-t1n7amfhpd">
+        <w:r>
+          <w:rPr>
+            <w:b/>
+            <w:bCs/>
+            <w:color w:val="000000"/>
+            <w:u w:val="single" w:color="000000"/>
+          </w:rPr>
+          <w:t xml:space="preserve">Google News MCP Server</w:t>
+        </w:r>
+      </w:hyperlink>
+      <w:r>
+        <w:t xml:space="preserve"> | </w:t>
+      </w:r>
+      <w:hyperlink w:history="1" r:id="rIdut_gnhtzxfgkwyimegoqg">
+        <w:r>
+          <w:rPr>
+            <w:color w:val="000000"/>
+            <w:u w:val="single" w:color="000000"/>
+          </w:rPr>
+          <w:t xml:space="preserve">github.com/ChanMeng666/server-google-news</w:t>
+        </w:r>
+      </w:hyperlink>
+    </w:p>
+    <w:p>
+      <w:pPr>
+        <w:keepNext w:val="false"/>
+        <w:spacing w:after="140"/>
+      </w:pPr>
+      <w:r>
+        <w:t xml:space="preserve">An earliest-ecosystem Model Context Protocol server, shipped 35 days after Anthropic launched MCP and before a registry existed: a PulseMCP Top Pick, a Glama A-rating, and 126 GitHub stars.</w:t>
+      </w:r>
+    </w:p>
+    <w:p>
+      <w:pPr>
+        <w:keepNext w:val="false"/>
+        <w:spacing w:after="120"/>
+      </w:pPr>
+      <w:r>
+        <w:rPr>
+          <w:b/>
+          <w:bCs/>
+        </w:rPr>
+        <w:t xml:space="preserve">Also built: </w:t>
+      </w:r>
+      <w:hyperlink w:history="1" r:id="rIdvacrjj9pj39kwb0vaavrs">
+        <w:r>
+          <w:rPr>
+            <w:color w:val="000000"/>
+            <w:u w:val="single" w:color="000000"/>
+          </w:rPr>
+          <w:t xml:space="preserve">echook</w:t>
+        </w:r>
+      </w:hyperlink>
+      <w:r>
+        <w:t xml:space="preserve">, </w:t>
+      </w:r>
+      <w:hyperlink w:history="1" r:id="rIdr3a3thyxl5drfaw-0g8te">
+        <w:r>
+          <w:rPr>
+            <w:color w:val="000000"/>
+            <w:u w:val="single" w:color="000000"/>
+          </w:rPr>
+          <w:t xml:space="preserve">eatropolis.co.nz</w:t>
+        </w:r>
+      </w:hyperlink>
+      <w:r>
+        <w:t xml:space="preserve">, </w:t>
+      </w:r>
+      <w:hyperlink w:history="1" r:id="rIduffj7xbr20hrdzhzzipyv">
+        <w:r>
+          <w:rPr>
+            <w:color w:val="000000"/>
+            <w:u w:val="single" w:color="000000"/>
+          </w:rPr>
+          <w:t xml:space="preserve">gradient-svg-generator</w:t>
+        </w:r>
+      </w:hyperlink>
+      <w:r>
+        <w:t xml:space="preserve">, </w:t>
+      </w:r>
+      <w:hyperlink w:history="1" r:id="rIdjvs73hd-zl_8eaqhzwahb">
+        <w:r>
+          <w:rPr>
+            <w:color w:val="000000"/>
+            <w:u w:val="single" w:color="000000"/>
+          </w:rPr>
+          <w:t xml:space="preserve">typst-claude-skill</w:t>
+        </w:r>
+      </w:hyperlink>
+      <w:r>
+        <w:t xml:space="preserve">, and </w:t>
+      </w:r>
+      <w:hyperlink w:history="1" r:id="rIdtbhrgiueb_b0gks_earoh">
+        <w:r>
+          <w:rPr>
+            <w:color w:val="000000"/>
+            <w:u w:val="single" w:color="000000"/>
+          </w:rPr>
+          <w:t xml:space="preserve">Seismophone</w:t>
+        </w:r>
+      </w:hyperlink>
+      <w:r>
+        <w:t xml:space="preserve">.</w:t>
+      </w:r>
+    </w:p>
+    <w:p>
+      <w:pPr>
+        <w:pStyle w:val="Heading1"/>
+        <w:keepNext/>
+      </w:pPr>
+      <w:r>
+        <w:t xml:space="preserve">EDUCATION</w:t>
+      </w:r>
+    </w:p>
+    <w:p>
+      <w:pPr>
+        <w:keepNext w:val="false"/>
+        <w:spacing w:after="80"/>
+      </w:pPr>
+      <w:r>
+        <w:rPr>
+          <w:b/>
+          <w:bCs/>
+        </w:rPr>
+        <w:t xml:space="preserve">Master of Applied Computing, </w:t>
+      </w:r>
+      <w:hyperlink w:history="1" r:id="rIdep8wknycacp400yfxfitx">
+        <w:r>
+          <w:rPr>
+            <w:color w:val="000000"/>
+            <w:u w:val="single" w:color="000000"/>
+          </w:rPr>
+          <w:t xml:space="preserve">Lincoln University, New Zealand</w:t>
+        </w:r>
+      </w:hyperlink>
+      <w:r>
+        <w:t xml:space="preserve"> | Nov 2023 - Dec 2024 | Distinction, Dean's List (Top 5%)</w:t>
+      </w:r>
+    </w:p>
+    <w:p>
+      <w:pPr>
+        <w:keepNext w:val="false"/>
+        <w:spacing w:after="80"/>
+      </w:pPr>
+      <w:r>
+        <w:rPr>
+          <w:b/>
+          <w:bCs/>
+        </w:rPr>
+        <w:t xml:space="preserve">Bachelor of Geography Science, </w:t>
+      </w:r>
+      <w:hyperlink w:history="1" r:id="rIdqxs-t4hn6j0yydt9d0jhf">
+        <w:r>
+          <w:rPr>
+            <w:color w:val="000000"/>
+            <w:u w:val="single" w:color="000000"/>
+          </w:rPr>
+          <w:t xml:space="preserve">Jiangsu Normal University, China</w:t>
+        </w:r>
+      </w:hyperlink>
+      <w:r>
+        <w:t xml:space="preserve"> | Sep 2012 - Jun 2016 | Distinction</w:t>
+      </w:r>
+    </w:p>
+    <w:p>
+      <w:pPr>
+        <w:pStyle w:val="Heading1"/>
+        <w:keepNext/>
+      </w:pPr>
+      <w:r>
+        <w:t xml:space="preserve">CERTIFICATIONS</w:t>
+      </w:r>
+    </w:p>
+    <w:p>
+      <w:pPr>
+        <w:keepNext w:val="false"/>
+        <w:spacing w:after="80"/>
+      </w:pPr>
+      <w:r>
+        <w:rPr>
+          <w:b/>
+          <w:bCs/>
+        </w:rPr>
+        <w:t xml:space="preserve">Anthropic (6, 2025-2026): </w:t>
+      </w:r>
+      <w:r>
+        <w:t xml:space="preserve">Building with the Claude API, Introduction to MCP, Introduction to Agent Skills, Claude Code in Action, AI Fluency: Framework and Foundations, Claude Certified Architect (Foundations): practice exam passed, Partner Network track</w:t>
+      </w:r>
+    </w:p>
+    <w:p>
+      <w:pPr>
+        <w:keepNext w:val="false"/>
+        <w:spacing w:after="80"/>
+      </w:pPr>
+      <w:r>
+        <w:rPr>
+          <w:b/>
+          <w:bCs/>
+        </w:rPr>
+        <w:t xml:space="preserve">Other (50+ total): </w:t>
+      </w:r>
+      <w:r>
+        <w:t xml:space="preserve">Google AI Essentials, Microsoft Azure AI Essentials, HackerRank Software Engineer plus 22 skill certifications</w:t>
+      </w:r>
+    </w:p>
+    <w:p>
+      <w:pPr>
+        <w:pStyle w:val="Heading1"/>
+        <w:keepNext/>
+      </w:pPr>
+      <w:r>
+        <w:t xml:space="preserve">AWARDS AND RECOGNITION</w:t>
+      </w:r>
+    </w:p>
+    <w:p>
+      <w:pPr>
+        <w:pStyle w:val="ListParagraph"/>
+        <w:numPr>
+          <w:ilvl w:val="0"/>
+          <w:numId w:val="2"/>
+        </w:numPr>
+        <w:spacing w:after="60"/>
+      </w:pPr>
+      <w:r>
+        <w:t xml:space="preserve">UN CSW 69 Speaker (by video link), UN Headquarters, New York, Mar 2025 — drew IBM pilot interest and an endorsement from Sierra Leone's Minister of Gender and Children's Affairs.</w:t>
+      </w:r>
+    </w:p>
+    <w:p>
+      <w:pPr>
+        <w:pStyle w:val="ListParagraph"/>
+        <w:numPr>
+          <w:ilvl w:val="0"/>
+          <w:numId w:val="2"/>
+        </w:numPr>
+        <w:spacing w:after="60"/>
+      </w:pPr>
+      <w:r>
+        <w:t xml:space="preserve">Outstanding Mentor Award, Aotearoa AI Hackathon Festival, won in 2025 (1 of 14 mentors) and again in 2026, a second consecutive year; Excellence Award, FemTech China Women's Health Technology Challenge (Dec 2024); Outstanding Performer, UN Women FemTech Hackathon, Beijing (Mar 2025).</w:t>
       </w:r>
     </w:p>
     <w:p>

--- a/cv/exports/chan-meng-cv-ats.docx
+++ b/cv/exports/chan-meng-cv-ats.docx
@@ -811,7 +811,7 @@
             <w:color w:val="000000"/>
             <w:u w:val="single" w:color="000000"/>
           </w:rPr>
-          <w:t xml:space="preserve">typst-claude-skill</w:t>
+          <w:t xml:space="preserve">a11y-loop</w:t>
         </w:r>
       </w:hyperlink>
       <w:r>

--- a/cv/exports/chan-meng-cv-ats.docx
+++ b/cv/exports/chan-meng-cv-ats.docx
@@ -136,7 +136,7 @@
         <w:t xml:space="preserve">AI and agent engineering: </w:t>
       </w:r>
       <w:r>
-        <w:t xml:space="preserve">Claude Agent SDK, OpenAI Agents SDK, Model Context Protocol (MCP), LangGraph, LangChain, CopilotKit, Vercel AI SDK, RAG pipelines, multi-agent orchestration, structured outputs and JSON Schema, prompt caching, model-tier routing with deterministic fallback, evaluation harnesses, mcp-evals</w:t>
+        <w:t xml:space="preserve">Claude Agent SDK, OpenAI Agents SDK, Model Context Protocol (MCP), LangGraph, LangChain, CopilotKit, Vercel AI SDK, RAG pipelines, multi-agent orchestration, JSON Schema outputs, prompt caching, model-tier routing with fallback, evaluation harnesses, mcp-evals</w:t>
       </w:r>
     </w:p>
     <w:p>
@@ -184,7 +184,7 @@
         <w:t xml:space="preserve">Models: </w:t>
       </w:r>
       <w:r>
-        <w:t xml:space="preserve">Anthropic Claude Opus, Sonnet, Haiku, OpenAI gpt-5.5, GPT-4o, realtime, Gemini, Llama</w:t>
+        <w:t xml:space="preserve">Anthropic Claude Opus 5, Sonnet 5, Haiku 4.5, OpenAI gpt-5.5, GPT-4o, realtime, Gemini, Llama</w:t>
       </w:r>
     </w:p>
     <w:p>
@@ -200,7 +200,7 @@
         <w:t xml:space="preserve">Infrastructure, data, and quality: </w:t>
       </w:r>
       <w:r>
-        <w:t xml:space="preserve">Neon Postgres, Supabase, Docker, Stripe, NextAuth 5, Vitest, Cypress, web-vitals, OpenTelemetry, multi-tenant isolation, CI/CD pipelines</w:t>
+        <w:t xml:space="preserve">Neon Postgres, Supabase, Redis, Cloudflare Workers, Docker, Stripe, NextAuth 5, Vitest, Cypress, web-vitals, OpenTelemetry, multi-tenant isolation, CI/CD pipelines</w:t>
       </w:r>
     </w:p>
     <w:p>
@@ -310,7 +310,7 @@
         <w:spacing w:after="60"/>
       </w:pPr>
       <w:r>
-        <w:t xml:space="preserve">Rewrote the charity's recurring work as 11 agent skills, 25,643 lines of written-down procedure that is version-controlled and type-checked in CI, so non-engineers can now run work that used to need an engineer.</w:t>
+        <w:t xml:space="preserve">Rewrote the charity's recurring work as 11 agent skills, 25,643 lines of written-down procedure, version-controlled and type-checked in CI, so non-engineers now run work that used to need an engineer.</w:t>
       </w:r>
     </w:p>
     <w:p>
@@ -442,7 +442,7 @@
         <w:spacing w:after="60"/>
       </w:pPr>
       <w:r>
-        <w:t xml:space="preserve">Sole instructor of TechNest's first AI-specialised track, the fifth cohort since 2024: over 12 weeks students went from browser ChatGPT to directing coding agents, and 30 graduated having shipped 6 multi-user AI products.</w:t>
+        <w:t xml:space="preserve">Sole instructor of TechNest's first AI track, its fifth cohort since 2024: in 12 weeks students went from browser ChatGPT to directing coding agents, and 30 graduated having shipped 6 multi-user AI products.</w:t>
       </w:r>
     </w:p>
     <w:p>
@@ -455,7 +455,7 @@
         <w:spacing w:after="60"/>
       </w:pPr>
       <w:r>
-        <w:t xml:space="preserve">Authored the bilingual platform hosting all five cohorts (211 of 220 commits), behind a version-aware RAG assistant on Cloudflare Workers.</w:t>
+        <w:t xml:space="preserve">Authored the bilingual platform hosting all five cohorts (211 of 220 commits) and its RAG assistant.</w:t>
       </w:r>
     </w:p>
     <w:p>
@@ -499,7 +499,7 @@
         <w:spacing w:after="60"/>
       </w:pPr>
       <w:r>
-        <w:t xml:space="preserve">Recruited onto Anthropic's Partner Network architect track after the founder's own Claude agent surfaced this open-source portfolio; completed the 45-day Architect Cohort, contributing to its agent, skill, and MCP conventions.</w:t>
+        <w:t xml:space="preserve">Recruited onto Anthropic's Partner Network architect track when the founder's Claude agent surfaced this portfolio; completed the 45-day Architect Cohort, contributing to its agent, skill and MCP conventions.</w:t>
       </w:r>
     </w:p>
     <w:p>
@@ -759,6 +759,44 @@
     </w:p>
     <w:p>
       <w:pPr>
+        <w:keepNext/>
+        <w:spacing w:after="40"/>
+      </w:pPr>
+      <w:hyperlink w:history="1" r:id="rIdvacrjj9pj39kwb0vaavrs">
+        <w:r>
+          <w:rPr>
+            <w:b/>
+            <w:bCs/>
+            <w:color w:val="000000"/>
+            <w:u w:val="single" w:color="000000"/>
+          </w:rPr>
+          <w:t xml:space="preserve">echook</w:t>
+        </w:r>
+      </w:hyperlink>
+      <w:r>
+        <w:t xml:space="preserve"> | </w:t>
+      </w:r>
+      <w:hyperlink w:history="1" r:id="rIdr3a3thyxl5drfaw-0g8te">
+        <w:r>
+          <w:rPr>
+            <w:color w:val="000000"/>
+            <w:u w:val="single" w:color="000000"/>
+          </w:rPr>
+          <w:t xml:space="preserve">github.com/ChanMeng666/echook</w:t>
+        </w:r>
+      </w:hyperlink>
+    </w:p>
+    <w:p>
+      <w:pPr>
+        <w:keepNext w:val="false"/>
+        <w:spacing w:after="140"/>
+      </w:pPr>
+      <w:r>
+        <w:t xml:space="preserve">An AI-operated hooks plugin for Claude Code, Cursor IDE and Codex CLI, installed and driven entirely in natural language, grown from audio notifications into a context-window status line and richer session telemetry: the production work behind having shipped every Claude Code extension surface.</w:t>
+      </w:r>
+    </w:p>
+    <w:p>
+      <w:pPr>
         <w:keepNext w:val="false"/>
         <w:spacing w:after="120"/>
       </w:pPr>
@@ -769,19 +807,7 @@
         </w:rPr>
         <w:t xml:space="preserve">Also built: </w:t>
       </w:r>
-      <w:hyperlink w:history="1" r:id="rIdvacrjj9pj39kwb0vaavrs">
-        <w:r>
-          <w:rPr>
-            <w:color w:val="000000"/>
-            <w:u w:val="single" w:color="000000"/>
-          </w:rPr>
-          <w:t xml:space="preserve">echook</w:t>
-        </w:r>
-      </w:hyperlink>
-      <w:r>
-        <w:t xml:space="preserve">, </w:t>
-      </w:r>
-      <w:hyperlink w:history="1" r:id="rIdr3a3thyxl5drfaw-0g8te">
+      <w:hyperlink w:history="1" r:id="rIduffj7xbr20hrdzhzzipyv">
         <w:r>
           <w:rPr>
             <w:color w:val="000000"/>
@@ -791,9 +817,9 @@
         </w:r>
       </w:hyperlink>
       <w:r>
-        <w:t xml:space="preserve">, </w:t>
-      </w:r>
-      <w:hyperlink w:history="1" r:id="rIduffj7xbr20hrdzhzzipyv">
+        <w:t xml:space="preserve"> (Auckland's official culinary festival, commissioned by Chow Luck Club Ltd with Auckland Council's agency Tātaki Auckland Unlimited as event partner), </w:t>
+      </w:r>
+      <w:hyperlink w:history="1" r:id="rIdjvs73hd-zl_8eaqhzwahb">
         <w:r>
           <w:rPr>
             <w:color w:val="000000"/>
@@ -803,9 +829,9 @@
         </w:r>
       </w:hyperlink>
       <w:r>
-        <w:t xml:space="preserve">, </w:t>
-      </w:r>
-      <w:hyperlink w:history="1" r:id="rIdjvs73hd-zl_8eaqhzwahb">
+        <w:t xml:space="preserve"> (355 SVG templates), </w:t>
+      </w:r>
+      <w:hyperlink w:history="1" r:id="rIdtbhrgiueb_b0gks_earoh">
         <w:r>
           <w:rPr>
             <w:color w:val="000000"/>
@@ -815,9 +841,9 @@
         </w:r>
       </w:hyperlink>
       <w:r>
-        <w:t xml:space="preserve">, and </w:t>
-      </w:r>
-      <w:hyperlink w:history="1" r:id="rIdtbhrgiueb_b0gks_earoh">
+        <w:t xml:space="preserve"> (an accessibility CLI and Claude Code skill, validated and taken up by the disability-led New Zealand organisation that set the problem), and </w:t>
+      </w:r>
+      <w:hyperlink w:history="1" r:id="rIdep8wknycacp400yfxfitx">
         <w:r>
           <w:rPr>
             <w:color w:val="000000"/>
@@ -827,7 +853,7 @@
         </w:r>
       </w:hyperlink>
       <w:r>
-        <w:t xml:space="preserve">.</w:t>
+        <w:t xml:space="preserve"> (the first public Suno remix-lineage explorer).</w:t>
       </w:r>
     </w:p>
     <w:p>
@@ -851,7 +877,7 @@
         </w:rPr>
         <w:t xml:space="preserve">Master of Applied Computing, </w:t>
       </w:r>
-      <w:hyperlink w:history="1" r:id="rIdep8wknycacp400yfxfitx">
+      <w:hyperlink w:history="1" r:id="rIdqxs-t4hn6j0yydt9d0jhf">
         <w:r>
           <w:rPr>
             <w:color w:val="000000"/>
@@ -876,7 +902,7 @@
         </w:rPr>
         <w:t xml:space="preserve">Bachelor of Geography Science, </w:t>
       </w:r>
-      <w:hyperlink w:history="1" r:id="rIdqxs-t4hn6j0yydt9d0jhf">
+      <w:hyperlink w:history="1" r:id="rIdsvvpz1dsdpz-geyvtr_q-">
         <w:r>
           <w:rPr>
             <w:color w:val="000000"/>
@@ -911,7 +937,7 @@
         <w:t xml:space="preserve">Anthropic (6, 2025-2026): </w:t>
       </w:r>
       <w:r>
-        <w:t xml:space="preserve">Building with the Claude API, Introduction to MCP, Introduction to Agent Skills, Claude Code in Action, AI Fluency: Framework and Foundations, Claude Certified Architect (Foundations): practice exam passed, Partner Network track</w:t>
+        <w:t xml:space="preserve">Building with the Claude API, Intro to MCP, Intro to Agent Skills, Claude Code in Action, AI Fluency: Framework and Foundations, Claude Certified Architect (Foundations): practice exam passed, Partner Network track</w:t>
       </w:r>
     </w:p>
     <w:p>
@@ -975,7 +1001,7 @@
         <w:spacing w:after="60"/>
       </w:pPr>
       <w:r>
-        <w:t xml:space="preserve">Community: 480+ GitHub stars across own public repos, 26 LinkedIn recommendations, 2 PRs merged into CopilotKit.</w:t>
+        <w:t xml:space="preserve">Community: 480+ GitHub stars on own repos, 26 LinkedIn recommendations, 2 merged CopilotKit PRs.</w:t>
       </w:r>
     </w:p>
     <w:sectPr>

--- a/cv/exports/chan-meng-cv-ats.docx
+++ b/cv/exports/chan-meng-cv-ats.docx
@@ -297,7 +297,7 @@
         <w:spacing w:after="60"/>
       </w:pPr>
       <w:r>
-        <w:t xml:space="preserve">Recruited by founder Dr Mahsa Mohaghegh to move a volunteer-run New Zealand women-in-STEM charity (96+ events since 2014) off rented software onto infrastructure it owns: one system for sign-ups, memberships, events, and mentor matching scored by GPT-4o-mini across five weighted dimensions with a rule-based fallback, at 1,381 commits, 251 merged pull requests and 94.5% of all lines added across 13.3 months.</w:t>
+        <w:t xml:space="preserve">Recruited by founder Dr Mahsa Mohaghegh to move a volunteer-run New Zealand women-in-STEM charity (96+ events since 2014) off rented software onto infrastructure it owns: sign-ups, memberships, events, and mentor matching scored by GPT-4o-mini across five weighted dimensions with a rule-based fallback: 1,381 commits, 251 merged pull requests and 94.5% of all lines added across 13.3 months.</w:t>
       </w:r>
     </w:p>
     <w:p>
@@ -310,7 +310,7 @@
         <w:spacing w:after="60"/>
       </w:pPr>
       <w:r>
-        <w:t xml:space="preserve">Rewrote the charity's recurring work as 11 agent skills, 25,643 lines of written-down procedure, version-controlled and type-checked in CI, so non-engineers now run work that used to need an engineer.</w:t>
+        <w:t xml:space="preserve">Rewrote its recurring work as 11 agent skills, 25,643 lines of written-down procedure, version-controlled and type-checked in CI, so non-engineers now run work that once needed an engineer.</w:t>
       </w:r>
     </w:p>
     <w:p>
@@ -447,6 +447,37 @@
     </w:p>
     <w:p>
       <w:pPr>
+        <w:keepNext/>
+        <w:spacing w:after="0"/>
+      </w:pPr>
+      <w:r>
+        <w:rPr>
+          <w:b/>
+          <w:bCs/>
+        </w:rPr>
+        <w:t xml:space="preserve">AI Agent Architect</w:t>
+      </w:r>
+    </w:p>
+    <w:p>
+      <w:pPr>
+        <w:keepNext/>
+        <w:spacing w:after="60"/>
+      </w:pPr>
+      <w:hyperlink w:history="1" r:id="rIdk90orrvs5sh7doeluluzr">
+        <w:r>
+          <w:rPr>
+            <w:color w:val="000000"/>
+            <w:u w:val="single" w:color="000000"/>
+          </w:rPr>
+          <w:t xml:space="preserve">Engram</w:t>
+        </w:r>
+      </w:hyperlink>
+      <w:r>
+        <w:t xml:space="preserve"> | Albuquerque, New Mexico, United States | Remote | May 2026 - Jul 2026</w:t>
+      </w:r>
+    </w:p>
+    <w:p>
+      <w:pPr>
         <w:pStyle w:val="ListParagraph"/>
         <w:numPr>
           <w:ilvl w:val="0"/>
@@ -455,7 +486,7 @@
         <w:spacing w:after="60"/>
       </w:pPr>
       <w:r>
-        <w:t xml:space="preserve">Authored the bilingual platform hosting all five cohorts (211 of 220 commits) and its RAG assistant.</w:t>
+        <w:t xml:space="preserve">Recruited onto Anthropic's Partner Network architect track when the founder's Claude agent surfaced this portfolio; completed the 45-day Architect Cohort, contributing to its agent, skill and MCP conventions.</w:t>
       </w:r>
     </w:p>
     <w:p>
@@ -468,25 +499,25 @@
           <w:b/>
           <w:bCs/>
         </w:rPr>
-        <w:t xml:space="preserve">AI Agent Architect</w:t>
-      </w:r>
-    </w:p>
-    <w:p>
-      <w:pPr>
-        <w:keepNext/>
-        <w:spacing w:after="60"/>
-      </w:pPr>
-      <w:hyperlink w:history="1" r:id="rIdk90orrvs5sh7doeluluzr">
-        <w:r>
-          <w:rPr>
-            <w:color w:val="000000"/>
-            <w:u w:val="single" w:color="000000"/>
-          </w:rPr>
-          <w:t xml:space="preserve">Engram</w:t>
-        </w:r>
-      </w:hyperlink>
-      <w:r>
-        <w:t xml:space="preserve"> | Albuquerque, New Mexico, United States | Remote | May 2026 - Jul 2026</w:t>
+        <w:t xml:space="preserve">Chief Technology Officer</w:t>
+      </w:r>
+    </w:p>
+    <w:p>
+      <w:pPr>
+        <w:keepNext/>
+        <w:spacing w:after="60"/>
+      </w:pPr>
+      <w:hyperlink w:history="1" r:id="rIdpfe6bdieqwffrmlgsqh4e">
+        <w:r>
+          <w:rPr>
+            <w:color w:val="000000"/>
+            <w:u w:val="single" w:color="000000"/>
+          </w:rPr>
+          <w:t xml:space="preserve">Sanicle</w:t>
+        </w:r>
+      </w:hyperlink>
+      <w:r>
+        <w:t xml:space="preserve"> | Tulsa, Oklahoma, United States | Remote | Mar 2025 - Feb 2026</w:t>
       </w:r>
     </w:p>
     <w:p>
@@ -499,50 +530,6 @@
         <w:spacing w:after="60"/>
       </w:pPr>
       <w:r>
-        <w:t xml:space="preserve">Recruited onto Anthropic's Partner Network architect track when the founder's Claude agent surfaced this portfolio; completed the 45-day Architect Cohort, contributing to its agent, skill and MCP conventions.</w:t>
-      </w:r>
-    </w:p>
-    <w:p>
-      <w:pPr>
-        <w:keepNext/>
-        <w:spacing w:after="0"/>
-      </w:pPr>
-      <w:r>
-        <w:rPr>
-          <w:b/>
-          <w:bCs/>
-        </w:rPr>
-        <w:t xml:space="preserve">Chief Technology Officer</w:t>
-      </w:r>
-    </w:p>
-    <w:p>
-      <w:pPr>
-        <w:keepNext/>
-        <w:spacing w:after="60"/>
-      </w:pPr>
-      <w:hyperlink w:history="1" r:id="rIdpfe6bdieqwffrmlgsqh4e">
-        <w:r>
-          <w:rPr>
-            <w:color w:val="000000"/>
-            <w:u w:val="single" w:color="000000"/>
-          </w:rPr>
-          <w:t xml:space="preserve">Sanicle</w:t>
-        </w:r>
-      </w:hyperlink>
-      <w:r>
-        <w:t xml:space="preserve"> | Tulsa, Oklahoma, United States | Remote | Mar 2025 - Feb 2026</w:t>
-      </w:r>
-    </w:p>
-    <w:p>
-      <w:pPr>
-        <w:pStyle w:val="ListParagraph"/>
-        <w:numPr>
-          <w:ilvl w:val="0"/>
-          <w:numId w:val="2"/>
-        </w:numPr>
-        <w:spacing w:after="60"/>
-      </w:pPr>
-      <w:r>
         <w:t xml:space="preserve">Joined as Senior AI/ML Infrastructure Engineer and was promoted to CTO; took the product from a no-code prototype to a multi-tenant B2B FemTech SaaS and integrated IBM watsonx behind a Gemini fallback, the work that earned Sanicle its IBM Silver Partner certification.</w:t>
       </w:r>
     </w:p>
@@ -678,7 +665,7 @@
         <w:spacing w:after="140"/>
       </w:pPr>
       <w:r>
-        <w:t xml:space="preserve">A bilingual te reo Māori and English AI financial-wellness app, built solo on commission from Riria (Missy) Te Kanawa personally, not her employer ASB Bank: three composed OpenAI models, one a realtime voice coach, and culture as typed schema (Maramataka phases, Te Whare Tapa Whā domains); a 19-user cohort produced 181 journal entries over 4 months.</w:t>
+        <w:t xml:space="preserve">A te reo Māori and English AI financial-wellness app built solo on commission from Riria (Missy) Te Kanawa herself, not her employer ASB Bank: three composed OpenAI models, one a realtime voice coach, culture as typed schema (Maramataka, Te Whare Tapa Whā); a 19-user cohort produced 181 journal entries in 4 months.</w:t>
       </w:r>
     </w:p>
     <w:p>
@@ -792,7 +779,45 @@
         <w:spacing w:after="140"/>
       </w:pPr>
       <w:r>
-        <w:t xml:space="preserve">An AI-operated hooks plugin for Claude Code, Cursor IDE and Codex CLI, installed and driven entirely in natural language, grown from audio notifications into a context-window status line and richer session telemetry: the production work behind having shipped every Claude Code extension surface.</w:t>
+        <w:t xml:space="preserve">An AI-operated hooks plugin for Claude Code, Cursor IDE and Codex CLI, installed and driven entirely in natural language, grown from audio notifications into a context-window status line and session telemetry: the production work behind shipping every Claude Code extension surface.</w:t>
+      </w:r>
+    </w:p>
+    <w:p>
+      <w:pPr>
+        <w:keepNext/>
+        <w:spacing w:after="40"/>
+      </w:pPr>
+      <w:hyperlink w:history="1" r:id="rIduffj7xbr20hrdzhzzipyv">
+        <w:r>
+          <w:rPr>
+            <w:b/>
+            <w:bCs/>
+            <w:color w:val="000000"/>
+            <w:u w:val="single" w:color="000000"/>
+          </w:rPr>
+          <w:t xml:space="preserve">AI Programming Education Platform</w:t>
+        </w:r>
+      </w:hyperlink>
+      <w:r>
+        <w:t xml:space="preserve"> | </w:t>
+      </w:r>
+      <w:hyperlink w:history="1" r:id="rIdjvs73hd-zl_8eaqhzwahb">
+        <w:r>
+          <w:rPr>
+            <w:color w:val="000000"/>
+            <w:u w:val="single" w:color="000000"/>
+          </w:rPr>
+          <w:t xml:space="preserve">programming.chanmeng.org</w:t>
+        </w:r>
+      </w:hyperlink>
+    </w:p>
+    <w:p>
+      <w:pPr>
+        <w:keepNext w:val="false"/>
+        <w:spacing w:after="140"/>
+      </w:pPr>
+      <w:r>
+        <w:t xml:space="preserve">A bilingual Docusaurus platform (211 of 220 commits) carrying five cohort versions of AI-programming teaching side by side, three concurrent in 2026, for TechNest's 2026 AI Track and academyEX's Her Waka, with a Cloudflare Workers RAG assistant doing version-aware retrieval over 4,800 chunks.</w:t>
       </w:r>
     </w:p>
     <w:p>
@@ -807,7 +832,7 @@
         </w:rPr>
         <w:t xml:space="preserve">Also built: </w:t>
       </w:r>
-      <w:hyperlink w:history="1" r:id="rIduffj7xbr20hrdzhzzipyv">
+      <w:hyperlink w:history="1" r:id="rIdtbhrgiueb_b0gks_earoh">
         <w:r>
           <w:rPr>
             <w:color w:val="000000"/>
@@ -817,9 +842,9 @@
         </w:r>
       </w:hyperlink>
       <w:r>
-        <w:t xml:space="preserve"> (Auckland's official culinary festival, commissioned by Chow Luck Club Ltd with Auckland Council's agency Tātaki Auckland Unlimited as event partner), </w:t>
-      </w:r>
-      <w:hyperlink w:history="1" r:id="rIdjvs73hd-zl_8eaqhzwahb">
+        <w:t xml:space="preserve"> (Auckland's official culinary festival, commissioned by Chow Luck Club Ltd with Auckland Council's agency Tātaki Auckland Unlimited), </w:t>
+      </w:r>
+      <w:hyperlink w:history="1" r:id="rIdep8wknycacp400yfxfitx">
         <w:r>
           <w:rPr>
             <w:color w:val="000000"/>
@@ -831,7 +856,7 @@
       <w:r>
         <w:t xml:space="preserve"> (355 SVG templates), </w:t>
       </w:r>
-      <w:hyperlink w:history="1" r:id="rIdtbhrgiueb_b0gks_earoh">
+      <w:hyperlink w:history="1" r:id="rIdqxs-t4hn6j0yydt9d0jhf">
         <w:r>
           <w:rPr>
             <w:color w:val="000000"/>
@@ -841,9 +866,9 @@
         </w:r>
       </w:hyperlink>
       <w:r>
-        <w:t xml:space="preserve"> (an accessibility CLI and Claude Code skill, validated and taken up by the disability-led New Zealand organisation that set the problem), and </w:t>
-      </w:r>
-      <w:hyperlink w:history="1" r:id="rIdep8wknycacp400yfxfitx">
+        <w:t xml:space="preserve"> (an accessibility CLI and Claude Code skill, validated by the disability-led New Zealand organisation that set the problem), and </w:t>
+      </w:r>
+      <w:hyperlink w:history="1" r:id="rIdsvvpz1dsdpz-geyvtr_q-">
         <w:r>
           <w:rPr>
             <w:color w:val="000000"/>
@@ -877,7 +902,7 @@
         </w:rPr>
         <w:t xml:space="preserve">Master of Applied Computing, </w:t>
       </w:r>
-      <w:hyperlink w:history="1" r:id="rIdqxs-t4hn6j0yydt9d0jhf">
+      <w:hyperlink w:history="1" r:id="rIdm2dpgx4-jnu98sceclamr">
         <w:r>
           <w:rPr>
             <w:color w:val="000000"/>
@@ -902,7 +927,7 @@
         </w:rPr>
         <w:t xml:space="preserve">Bachelor of Geography Science, </w:t>
       </w:r>
-      <w:hyperlink w:history="1" r:id="rIdsvvpz1dsdpz-geyvtr_q-">
+      <w:hyperlink w:history="1" r:id="rIdtbouiudxiypbx3b0muecz">
         <w:r>
           <w:rPr>
             <w:color w:val="000000"/>
@@ -934,10 +959,10 @@
           <w:b/>
           <w:bCs/>
         </w:rPr>
-        <w:t xml:space="preserve">Anthropic (6, 2025-2026): </w:t>
-      </w:r>
-      <w:r>
-        <w:t xml:space="preserve">Building with the Claude API, Intro to MCP, Intro to Agent Skills, Claude Code in Action, AI Fluency: Framework and Foundations, Claude Certified Architect (Foundations): practice exam passed, Partner Network track</w:t>
+        <w:t xml:space="preserve">Anthropic (6): </w:t>
+      </w:r>
+      <w:r>
+        <w:t xml:space="preserve">Building with the Claude API, Intro to MCP, Intro to Agent Skills, Claude Code in Action, AI Fluency: Framework and Foundations, Claude Certified Architect (Foundations): practice exam passed</w:t>
       </w:r>
     </w:p>
     <w:p>

--- a/cv/exports/chan-meng-cv-ats.docx
+++ b/cv/exports/chan-meng-cv-ats.docx
@@ -111,7 +111,7 @@
         <w:spacing w:after="120"/>
       </w:pPr>
       <w:r>
-        <w:t xml:space="preserve">AI and full-stack engineer who has shipped MCP servers, sub-agents, and agent skills to production, behind paying customers, private health data, and regulated work, not demos. Has run five concurrent engineering and CTO-level roles across four countries. Works AI-native by default, directing coding agents and building on the Claude Agent SDK.</w:t>
+        <w:t xml:space="preserve">AI and full-stack engineer who has shipped MCP servers, sub-agents, and agent skills to production, behind paying customers, private health data, and regulated work, not demos. Has run five concurrent engineering and CTO-level roles across four countries through 2026. Works AI-native by default, directing coding agents and building on the Claude Agent SDK.</w:t>
       </w:r>
     </w:p>
     <w:p>
@@ -310,7 +310,7 @@
         <w:spacing w:after="60"/>
       </w:pPr>
       <w:r>
-        <w:t xml:space="preserve">Rewrote its recurring work as 11 agent skills, 25,643 lines of written-down procedure, version-controlled and type-checked in CI, so non-engineers now run work that once needed an engineer.</w:t>
+        <w:t xml:space="preserve">Rewrote its recurring work as 11 agent skills, version-controlled, reviewed by pull request and type-checked in CI, so non-engineers now run work that once needed an engineer.</w:t>
       </w:r>
     </w:p>
     <w:p>
@@ -354,7 +354,7 @@
         <w:spacing w:after="60"/>
       </w:pPr>
       <w:r>
-        <w:t xml:space="preserve">Sole engineer behind China's first organisation built around women's health technology, across two platform generations (Next.js, then Docusaurus), and ran the digital infrastructure for the 2026 Shanghai Summit: four days, 20 speakers, headlined by Ida Tin, who coined the term FemTech.</w:t>
+        <w:t xml:space="preserve">Sole engineer across two platform generations (Next.js, then Docusaurus) for an organisation self-described as China's first in women's health technology, and ran the digital infrastructure for the 2026 Shanghai Summit: four days, 20 speakers, headlined by Ida Tin, who coined the term FemTech.</w:t>
       </w:r>
     </w:p>
     <w:p>
@@ -398,7 +398,7 @@
         <w:spacing w:after="60"/>
       </w:pPr>
       <w:r>
-        <w:t xml:space="preserve">Owned the Intelligence Layer of an app-activation platform: a Go orchestrator running a seven-trigger AI rules engine, a warm-pool manager and a five-state activation spine in Redis, on live Kubernetes (GKE): sub-millisecond p50 restore, an 84.6% warm-pool hit rate and zero errors at 100 concurrent WebSocket clients; migrated DigitalOcean to Google Cloud in a 30-minute cutover; promoted from Core Engineer across three contracts, 471 of 488 commits solo.</w:t>
+        <w:t xml:space="preserve">Owned the Intelligence Layer of an app-activation platform: a Go orchestrator running a seven-trigger AI rules engine, a warm-pool manager and a five-state activation spine in Redis, on live Kubernetes (GKE) — sub-millisecond p50 restore, an 84.6% warm-pool hit rate, zero errors at 100 concurrent WebSocket clients; migrated DigitalOcean to Google Cloud in a 30-minute cutover; promoted from Core Engineer across three contracts, 471 of 488 commits solo.</w:t>
       </w:r>
     </w:p>
     <w:p>
@@ -530,7 +530,7 @@
         <w:spacing w:after="60"/>
       </w:pPr>
       <w:r>
-        <w:t xml:space="preserve">Joined as Senior AI/ML Infrastructure Engineer and was promoted to CTO; took the product from a no-code prototype to a multi-tenant B2B FemTech SaaS and integrated IBM watsonx behind a Gemini fallback, the work that earned Sanicle its IBM Silver Partner certification.</w:t>
+        <w:t xml:space="preserve">Joined as Senior AI/ML Infrastructure Engineer and was promoted to CTO; took the product from a no-code prototype to a multi-tenant B2B FemTech SaaS and integrated IBM watsonx behind a Gemini fallback, the integration behind Sanicle's IBM Silver Partner certification.</w:t>
       </w:r>
     </w:p>
     <w:p>
@@ -741,7 +741,7 @@
         <w:spacing w:after="140"/>
       </w:pPr>
       <w:r>
-        <w:t xml:space="preserve">An earliest-ecosystem Model Context Protocol server, shipped 35 days after Anthropic launched MCP and before a registry existed: a PulseMCP Top Pick, a Glama A-rating, and 126 GitHub stars.</w:t>
+        <w:t xml:space="preserve">One of the earliest Model Context Protocol servers, shipped 35 days after Anthropic launched MCP and before a registry existed: a PulseMCP Top Pick, a Glama A-rating, and 126 GitHub stars.</w:t>
       </w:r>
     </w:p>
     <w:p>
@@ -779,7 +779,7 @@
         <w:spacing w:after="140"/>
       </w:pPr>
       <w:r>
-        <w:t xml:space="preserve">An AI-operated hooks plugin for Claude Code, Cursor IDE and Codex CLI, installed and driven entirely in natural language, grown from audio notifications into a context-window status line and session telemetry: the production work behind shipping every Claude Code extension surface.</w:t>
+        <w:t xml:space="preserve">An AI-operated hooks plugin for Claude Code, Cursor IDE and Codex CLI, installed and driven entirely in natural language, grown from audio notifications into session telemetry and four shipped Claude Code extension surfaces: hooks, skills, a context-window status line and plugin packaging.</w:t>
       </w:r>
     </w:p>
     <w:p>
